--- a/docs/weekly/2026-W32_當週鐵人新知與文章整理.docx
+++ b/docs/weekly/2026-W32_當週鐵人新知與文章整理.docx
@@ -27,7 +27,7 @@
           <w:color w:val="555555"/>
           <w:sz w:val="19"/>
         </w:rPr>
-        <w:t>彙整時間：2026-08-03 09:04:08　｜　時間範圍：過去 7 天</w:t>
+        <w:t>彙整時間：2026-08-03 12:00:10　｜　時間範圍：過去 7 天</w:t>
         <w:br/>
         <w:t>來源網站：Slowtwitch, Triathlete, 220 Triathlon, TrainingPeaks, Joe Friel</w:t>
       </w:r>

--- a/docs/weekly/2026-W32_當週鐵人新知與文章整理.docx
+++ b/docs/weekly/2026-W32_當週鐵人新知與文章整理.docx
@@ -27,7 +27,7 @@
           <w:color w:val="555555"/>
           <w:sz w:val="19"/>
         </w:rPr>
-        <w:t>彙整時間：2026-08-03 12:00:10　｜　時間範圍：過去 7 天</w:t>
+        <w:t>彙整時間：2026-08-09 20:48:36　｜　時間範圍：過去 7 天</w:t>
         <w:br/>
         <w:t>來源網站：Slowtwitch, Triathlete, 220 Triathlon, TrainingPeaks, Joe Friel</w:t>
       </w:r>
@@ -59,9 +59,351 @@
           <w:color w:val="595959"/>
           <w:sz w:val="19"/>
         </w:rPr>
+        <w:t xml:space="preserve">【220 Triathlon | 2026-08-07】 </w:t>
+      </w:r>
+      <w:hyperlink w:rId="rId11">
+        <w:r>
+          <w:rPr>
+            <w:color w:val="1F4D78"/>
+            <w:u w:val="single"/>
+            <w:b/>
+            <w:rFonts w:ascii="Calibri" w:hAnsi="Calibri" w:eastAsia="Microsoft JhengHei"/>
+            <w:sz w:val="22"/>
+          </w:rPr>
+          <w:t>I swapped strength training for triathlon training – did I lose my strength?</w:t>
+        </w:r>
+      </w:hyperlink>
+    </w:p>
+    <w:p>
+      <w:pPr>
+        <w:spacing w:after="200"/>
+        <w:ind w:left="360"/>
+      </w:pPr>
+      <w:r>
+        <w:rPr>
+          <w:rFonts w:ascii="Calibri" w:hAnsi="Calibri" w:eastAsia="Microsoft JhengHei"/>
+          <w:b w:val="0"/>
+          <w:color w:val="444444"/>
+          <w:sz w:val="19"/>
+        </w:rPr>
+        <w:t>After months of chasing strength personal bests, 220 Triathlon writer India Paine swapped heavy lifting for swimming, cycling and running to train for her first T100. But after three months of reduced...</w:t>
+      </w:r>
+    </w:p>
+    <w:p>
+      <w:pPr>
+        <w:keepNext/>
+        <w:spacing w:before="160" w:after="40"/>
+      </w:pPr>
+      <w:r>
+        <w:rPr>
+          <w:rFonts w:ascii="Calibri" w:hAnsi="Calibri" w:eastAsia="Microsoft JhengHei"/>
+          <w:b/>
+          <w:color w:val="595959"/>
+          <w:sz w:val="19"/>
+        </w:rPr>
+        <w:t xml:space="preserve">【Slowtwitch | 2026-08-07】 </w:t>
+      </w:r>
+      <w:hyperlink w:rId="rId12">
+        <w:r>
+          <w:rPr>
+            <w:color w:val="1F4D78"/>
+            <w:u w:val="single"/>
+            <w:b/>
+            <w:rFonts w:ascii="Calibri" w:hAnsi="Calibri" w:eastAsia="Microsoft JhengHei"/>
+            <w:sz w:val="22"/>
+          </w:rPr>
+          <w:t>H2O Audio TRI 2 PRO and TRI Run: Sound for the Long Haul</w:t>
+        </w:r>
+      </w:hyperlink>
+    </w:p>
+    <w:p>
+      <w:pPr>
+        <w:spacing w:after="200"/>
+        <w:ind w:left="360"/>
+      </w:pPr>
+      <w:r>
+        <w:rPr>
+          <w:rFonts w:ascii="Calibri" w:hAnsi="Calibri" w:eastAsia="Microsoft JhengHei"/>
+          <w:b w:val="0"/>
+          <w:color w:val="444444"/>
+          <w:sz w:val="19"/>
+        </w:rPr>
+        <w:t>H2O Audio TRI 2 PRO vs TRI Run: two open-ear bone conduction headphones tested across swim, bike and run. Which one belongs in your training week?</w:t>
+        <w:br/>
+        <w:t>The post H2O Audio TRI 2 PRO and TRI Run: Sound for t...</w:t>
+      </w:r>
+    </w:p>
+    <w:p>
+      <w:pPr>
+        <w:keepNext/>
+        <w:spacing w:before="160" w:after="40"/>
+      </w:pPr>
+      <w:r>
+        <w:rPr>
+          <w:rFonts w:ascii="Calibri" w:hAnsi="Calibri" w:eastAsia="Microsoft JhengHei"/>
+          <w:b/>
+          <w:color w:val="595959"/>
+          <w:sz w:val="19"/>
+        </w:rPr>
+        <w:t xml:space="preserve">【220 Triathlon | 2026-08-06】 </w:t>
+      </w:r>
+      <w:hyperlink w:rId="rId13">
+        <w:r>
+          <w:rPr>
+            <w:color w:val="1F4D78"/>
+            <w:u w:val="single"/>
+            <w:b/>
+            <w:rFonts w:ascii="Calibri" w:hAnsi="Calibri" w:eastAsia="Microsoft JhengHei"/>
+            <w:sz w:val="22"/>
+          </w:rPr>
+          <w:t>What are the best swim changing robes? I’m a swim coach, these are the 10 robes I’d wear to keep warm and dry</w:t>
+        </w:r>
+      </w:hyperlink>
+    </w:p>
+    <w:p>
+      <w:pPr>
+        <w:spacing w:after="200"/>
+        <w:ind w:left="360"/>
+      </w:pPr>
+      <w:r>
+        <w:rPr>
+          <w:rFonts w:ascii="Calibri" w:hAnsi="Calibri" w:eastAsia="Microsoft JhengHei"/>
+          <w:b w:val="0"/>
+          <w:color w:val="444444"/>
+          <w:sz w:val="19"/>
+        </w:rPr>
+        <w:t>Swimming outdoors and need an excellent changing robe to keep you warm and dry? Outdoors swim coach Helen Webster tests some of the best on the market...</w:t>
+      </w:r>
+    </w:p>
+    <w:p>
+      <w:pPr>
+        <w:keepNext/>
+        <w:spacing w:before="160" w:after="40"/>
+      </w:pPr>
+      <w:r>
+        <w:rPr>
+          <w:rFonts w:ascii="Calibri" w:hAnsi="Calibri" w:eastAsia="Microsoft JhengHei"/>
+          <w:b/>
+          <w:color w:val="595959"/>
+          <w:sz w:val="19"/>
+        </w:rPr>
+        <w:t xml:space="preserve">【Triathlete Magazine | 2026-08-06】 </w:t>
+      </w:r>
+      <w:hyperlink w:rId="rId14">
+        <w:r>
+          <w:rPr>
+            <w:color w:val="1F4D78"/>
+            <w:u w:val="single"/>
+            <w:b/>
+            <w:rFonts w:ascii="Calibri" w:hAnsi="Calibri" w:eastAsia="Microsoft JhengHei"/>
+            <w:sz w:val="22"/>
+          </w:rPr>
+          <w:t>My Race Was Canceled. Can I Do It On My Own Anyway?</w:t>
+        </w:r>
+      </w:hyperlink>
+    </w:p>
+    <w:p>
+      <w:pPr>
+        <w:spacing w:after="200"/>
+        <w:ind w:left="360"/>
+      </w:pPr>
+      <w:r>
+        <w:rPr>
+          <w:rFonts w:ascii="Calibri" w:hAnsi="Calibri" w:eastAsia="Microsoft JhengHei"/>
+          <w:b w:val="0"/>
+          <w:color w:val="444444"/>
+          <w:sz w:val="19"/>
+        </w:rPr>
+        <w:t>When your target race gets canceled, you don't have to pack away your fitness. Here’s how to pivot, adapt, or create your own challenge.</w:t>
+        <w:br/>
+        <w:t>Read the full article at My Race Was Canceled. Can I Do It On M...</w:t>
+      </w:r>
+    </w:p>
+    <w:p>
+      <w:pPr>
+        <w:keepNext/>
+        <w:spacing w:before="160" w:after="40"/>
+      </w:pPr>
+      <w:r>
+        <w:rPr>
+          <w:rFonts w:ascii="Calibri" w:hAnsi="Calibri" w:eastAsia="Microsoft JhengHei"/>
+          <w:b/>
+          <w:color w:val="595959"/>
+          <w:sz w:val="19"/>
+        </w:rPr>
+        <w:t xml:space="preserve">【220 Triathlon | 2026-08-06】 </w:t>
+      </w:r>
+      <w:hyperlink w:rId="rId15">
+        <w:r>
+          <w:rPr>
+            <w:color w:val="1F4D78"/>
+            <w:u w:val="single"/>
+            <w:b/>
+            <w:rFonts w:ascii="Calibri" w:hAnsi="Calibri" w:eastAsia="Microsoft JhengHei"/>
+            <w:sz w:val="22"/>
+          </w:rPr>
+          <w:t>I’m an open-water swim coach – I tested 12 women’s swimsuits to find the best</w:t>
+        </w:r>
+      </w:hyperlink>
+    </w:p>
+    <w:p>
+      <w:pPr>
+        <w:spacing w:after="200"/>
+        <w:ind w:left="360"/>
+      </w:pPr>
+      <w:r>
+        <w:rPr>
+          <w:rFonts w:ascii="Calibri" w:hAnsi="Calibri" w:eastAsia="Microsoft JhengHei"/>
+          <w:b w:val="0"/>
+          <w:color w:val="444444"/>
+          <w:sz w:val="19"/>
+        </w:rPr>
+        <w:t>I'm an open-water swim coach and 220 Triathlon editor, and I tested and rated 12 of the best women's swimsuits to help you choose the right one for your swimming.</w:t>
+      </w:r>
+    </w:p>
+    <w:p>
+      <w:pPr>
+        <w:keepNext/>
+        <w:spacing w:before="160" w:after="40"/>
+      </w:pPr>
+      <w:r>
+        <w:rPr>
+          <w:rFonts w:ascii="Calibri" w:hAnsi="Calibri" w:eastAsia="Microsoft JhengHei"/>
+          <w:b/>
+          <w:color w:val="595959"/>
+          <w:sz w:val="19"/>
+        </w:rPr>
+        <w:t xml:space="preserve">【Triathlete Magazine | 2026-08-04】 </w:t>
+      </w:r>
+      <w:hyperlink w:rId="rId16">
+        <w:r>
+          <w:rPr>
+            <w:color w:val="1F4D78"/>
+            <w:u w:val="single"/>
+            <w:b/>
+            <w:rFonts w:ascii="Calibri" w:hAnsi="Calibri" w:eastAsia="Microsoft JhengHei"/>
+            <w:sz w:val="22"/>
+          </w:rPr>
+          <w:t>Why This Paralympic Medalist Just Spent 47 Days Doing a Cross-Country Triathlon</w:t>
+        </w:r>
+      </w:hyperlink>
+    </w:p>
+    <w:p>
+      <w:pPr>
+        <w:spacing w:after="200"/>
+        <w:ind w:left="360"/>
+      </w:pPr>
+      <w:r>
+        <w:rPr>
+          <w:rFonts w:ascii="Calibri" w:hAnsi="Calibri" w:eastAsia="Microsoft JhengHei"/>
+          <w:b w:val="0"/>
+          <w:color w:val="444444"/>
+          <w:sz w:val="19"/>
+        </w:rPr>
+        <w:t>Paralympic medalist Mohamed Lahna just completed a 3,300-mile journey of swimming, cycling, and running across the United States, but his road to this moment started long before.</w:t>
+        <w:br/>
+        <w:t>Read the full article...</w:t>
+      </w:r>
+    </w:p>
+    <w:p>
+      <w:pPr>
+        <w:keepNext/>
+        <w:spacing w:before="160" w:after="40"/>
+      </w:pPr>
+      <w:r>
+        <w:rPr>
+          <w:rFonts w:ascii="Calibri" w:hAnsi="Calibri" w:eastAsia="Microsoft JhengHei"/>
+          <w:b/>
+          <w:color w:val="595959"/>
+          <w:sz w:val="19"/>
+        </w:rPr>
+        <w:t xml:space="preserve">【220 Triathlon | 2026-08-04】 </w:t>
+      </w:r>
+      <w:hyperlink w:rId="rId17">
+        <w:r>
+          <w:rPr>
+            <w:color w:val="1F4D78"/>
+            <w:u w:val="single"/>
+            <w:b/>
+            <w:rFonts w:ascii="Calibri" w:hAnsi="Calibri" w:eastAsia="Microsoft JhengHei"/>
+            <w:sz w:val="22"/>
+          </w:rPr>
+          <w:t>What are the best running jackets? Our team shares favourite waterproof, windproof, and thermal options</w:t>
+        </w:r>
+      </w:hyperlink>
+    </w:p>
+    <w:p>
+      <w:pPr>
+        <w:spacing w:after="200"/>
+        <w:ind w:left="360"/>
+      </w:pPr>
+      <w:r>
+        <w:rPr>
+          <w:rFonts w:ascii="Calibri" w:hAnsi="Calibri" w:eastAsia="Microsoft JhengHei"/>
+          <w:b w:val="0"/>
+          <w:color w:val="444444"/>
+          <w:sz w:val="19"/>
+        </w:rPr>
+        <w:t>The best running jackets will help you put in the miles no matter the weather. These are the 9 top picks of our expert testing team.</w:t>
+      </w:r>
+    </w:p>
+    <w:p>
+      <w:pPr>
+        <w:keepNext/>
+        <w:spacing w:before="160" w:after="40"/>
+      </w:pPr>
+      <w:r>
+        <w:rPr>
+          <w:rFonts w:ascii="Calibri" w:hAnsi="Calibri" w:eastAsia="Microsoft JhengHei"/>
+          <w:b/>
+          <w:color w:val="595959"/>
+          <w:sz w:val="19"/>
+        </w:rPr>
+        <w:t xml:space="preserve">【220 Triathlon | 2026-08-03】 </w:t>
+      </w:r>
+      <w:hyperlink w:rId="rId18">
+        <w:r>
+          <w:rPr>
+            <w:color w:val="1F4D78"/>
+            <w:u w:val="single"/>
+            <w:b/>
+            <w:rFonts w:ascii="Calibri" w:hAnsi="Calibri" w:eastAsia="Microsoft JhengHei"/>
+            <w:sz w:val="22"/>
+          </w:rPr>
+          <w:t>“Everything has gotten more expensive.” Did Ironman accidentally create the ‘one and done’ triathlete?</w:t>
+        </w:r>
+      </w:hyperlink>
+    </w:p>
+    <w:p>
+      <w:pPr>
+        <w:spacing w:after="200"/>
+        <w:ind w:left="360"/>
+      </w:pPr>
+      <w:r>
+        <w:rPr>
+          <w:rFonts w:ascii="Calibri" w:hAnsi="Calibri" w:eastAsia="Microsoft JhengHei"/>
+          <w:b w:val="0"/>
+          <w:color w:val="444444"/>
+          <w:sz w:val="19"/>
+        </w:rPr>
+        <w:t>The phenomenon of the one and done triathlete is one that has attracted some attention recently on this site. But is it really a thing – and what can be done to keep triathletes in the sport longer-te...</w:t>
+      </w:r>
+    </w:p>
+    <w:p>
+      <w:pPr>
+        <w:keepNext/>
+        <w:spacing w:before="160" w:after="40"/>
+      </w:pPr>
+      <w:r>
+        <w:rPr>
+          <w:rFonts w:ascii="Calibri" w:hAnsi="Calibri" w:eastAsia="Microsoft JhengHei"/>
+          <w:b/>
+          <w:color w:val="595959"/>
+          <w:sz w:val="19"/>
+        </w:rPr>
         <w:t xml:space="preserve">【220 Triathlon | 2026-08-02】 </w:t>
       </w:r>
-      <w:hyperlink w:rId="rId11">
+      <w:hyperlink w:rId="rId19">
         <w:r>
           <w:rPr>
             <w:color w:val="1F4D78"/>
@@ -92,136 +434,6 @@
     <w:p>
       <w:pPr>
         <w:keepNext/>
-        <w:spacing w:before="160" w:after="40"/>
-      </w:pPr>
-      <w:r>
-        <w:rPr>
-          <w:rFonts w:ascii="Calibri" w:hAnsi="Calibri" w:eastAsia="Microsoft JhengHei"/>
-          <w:b/>
-          <w:color w:val="595959"/>
-          <w:sz w:val="19"/>
-        </w:rPr>
-        <w:t xml:space="preserve">【Triathlete Magazine | 2026-07-31】 </w:t>
-      </w:r>
-      <w:hyperlink w:rId="rId12">
-        <w:r>
-          <w:rPr>
-            <w:color w:val="1F4D78"/>
-            <w:u w:val="single"/>
-            <w:b/>
-            <w:rFonts w:ascii="Calibri" w:hAnsi="Calibri" w:eastAsia="Microsoft JhengHei"/>
-            <w:sz w:val="22"/>
-          </w:rPr>
-          <w:t>Triathlon Gear Review: July 2026 Editor Picks</w:t>
-        </w:r>
-      </w:hyperlink>
-    </w:p>
-    <w:p>
-      <w:pPr>
-        <w:spacing w:after="200"/>
-        <w:ind w:left="360"/>
-      </w:pPr>
-      <w:r>
-        <w:rPr>
-          <w:rFonts w:ascii="Calibri" w:hAnsi="Calibri" w:eastAsia="Microsoft JhengHei"/>
-          <w:b w:val="0"/>
-          <w:color w:val="444444"/>
-          <w:sz w:val="19"/>
-        </w:rPr>
-        <w:t>From "illegal" ultra-distance shoes to swimsuits with support and travel-ready recovery tools, our editors share the gear that powered their training this month.</w:t>
-        <w:br/>
-        <w:t>Read the full article at Triathlon Gea...</w:t>
-      </w:r>
-    </w:p>
-    <w:p>
-      <w:pPr>
-        <w:keepNext/>
-        <w:spacing w:before="160" w:after="40"/>
-      </w:pPr>
-      <w:r>
-        <w:rPr>
-          <w:rFonts w:ascii="Calibri" w:hAnsi="Calibri" w:eastAsia="Microsoft JhengHei"/>
-          <w:b/>
-          <w:color w:val="595959"/>
-          <w:sz w:val="19"/>
-        </w:rPr>
-        <w:t xml:space="preserve">【220 Triathlon | 2026-07-30】 </w:t>
-      </w:r>
-      <w:hyperlink w:rId="rId13">
-        <w:r>
-          <w:rPr>
-            <w:color w:val="1F4D78"/>
-            <w:u w:val="single"/>
-            <w:b/>
-            <w:rFonts w:ascii="Calibri" w:hAnsi="Calibri" w:eastAsia="Microsoft JhengHei"/>
-            <w:sz w:val="22"/>
-          </w:rPr>
-          <w:t>Harsh truth: Your goggles aren’t the problem, it’s your sighting that’s the issue</w:t>
-        </w:r>
-      </w:hyperlink>
-    </w:p>
-    <w:p>
-      <w:pPr>
-        <w:spacing w:after="200"/>
-        <w:ind w:left="360"/>
-      </w:pPr>
-      <w:r>
-        <w:rPr>
-          <w:rFonts w:ascii="Calibri" w:hAnsi="Calibri" w:eastAsia="Microsoft JhengHei"/>
-          <w:b w:val="0"/>
-          <w:color w:val="444444"/>
-          <w:sz w:val="19"/>
-        </w:rPr>
-        <w:t>Poor goggles shouldn’t be an excuse for not looking where you’re going in the water, argues swim coach Helen Webster. Can you relate?</w:t>
-      </w:r>
-    </w:p>
-    <w:p>
-      <w:pPr>
-        <w:keepNext/>
-        <w:spacing w:before="160" w:after="40"/>
-      </w:pPr>
-      <w:r>
-        <w:rPr>
-          <w:rFonts w:ascii="Calibri" w:hAnsi="Calibri" w:eastAsia="Microsoft JhengHei"/>
-          <w:b/>
-          <w:color w:val="595959"/>
-          <w:sz w:val="19"/>
-        </w:rPr>
-        <w:t xml:space="preserve">【Triathlete Magazine | 2026-07-28】 </w:t>
-      </w:r>
-      <w:hyperlink w:rId="rId14">
-        <w:r>
-          <w:rPr>
-            <w:color w:val="1F4D78"/>
-            <w:u w:val="single"/>
-            <w:b/>
-            <w:rFonts w:ascii="Calibri" w:hAnsi="Calibri" w:eastAsia="Microsoft JhengHei"/>
-            <w:sz w:val="22"/>
-          </w:rPr>
-          <w:t>The Truth Behind the Headlines: Is Triathlon Actually Dangerous?</w:t>
-        </w:r>
-      </w:hyperlink>
-    </w:p>
-    <w:p>
-      <w:pPr>
-        <w:spacing w:after="200"/>
-        <w:ind w:left="360"/>
-      </w:pPr>
-      <w:r>
-        <w:rPr>
-          <w:rFonts w:ascii="Calibri" w:hAnsi="Calibri" w:eastAsia="Microsoft JhengHei"/>
-          <w:b w:val="0"/>
-          <w:color w:val="444444"/>
-          <w:sz w:val="19"/>
-        </w:rPr>
-        <w:t>Don’t let sensationalist headlines fool you: The data shows that while endurance racing isn’t without risk, it’s far safer than the tabloids suggest.</w:t>
-        <w:br/>
-        <w:t>Read the full article at The Truth Behind the Head...</w:t>
-      </w:r>
-    </w:p>
-    <w:p>
-      <w:pPr>
-        <w:keepNext/>
         <w:spacing w:before="320" w:after="160"/>
       </w:pPr>
       <w:r>
@@ -246,9 +458,9 @@
           <w:color w:val="595959"/>
           <w:sz w:val="19"/>
         </w:rPr>
-        <w:t xml:space="preserve">【Slowtwitch | 2026-08-01】 </w:t>
+        <w:t xml:space="preserve">【Slowtwitch | 2026-08-07】 </w:t>
       </w:r>
-      <w:hyperlink w:rId="rId15">
+      <w:hyperlink w:rId="rId20">
         <w:r>
           <w:rPr>
             <w:color w:val="1F4D78"/>
@@ -257,7 +469,7 @@
             <w:rFonts w:ascii="Calibri" w:hAnsi="Calibri" w:eastAsia="Microsoft JhengHei"/>
             <w:sz w:val="22"/>
           </w:rPr>
-          <w:t>We Noticed: No Kona for Sanders, Garmin’s Smart Band Debut, Dropbar Tri Goes Mainstream and More</w:t>
+          <w:t>FastTT’s Triathlon Aero Bar is Designed for Speed, Comfort, and Stability</w:t>
         </w:r>
       </w:hyperlink>
     </w:p>
@@ -273,9 +485,9 @@
           <w:color w:val="444444"/>
           <w:sz w:val="19"/>
         </w:rPr>
-        <w:t>Some interesting things happening (or about to happen) in the endurance world. Course Change at Leadville The Leadville Trail 100 MTB is two weeks out (Aug. 15) and its going...</w:t>
+        <w:t>I’m not a bike fitter, or a wind tunnel expert. I’m just an average triathlete on a journey to find an upgrade to my existing cockpit that makes it a...</w:t>
         <w:br/>
-        <w:t>The post We Noticed: N...</w:t>
+        <w:t>The post FastTT’s Triathlon Aero Bar is Designe...</w:t>
       </w:r>
     </w:p>
     <w:p>
@@ -290,9 +502,9 @@
           <w:color w:val="595959"/>
           <w:sz w:val="19"/>
         </w:rPr>
-        <w:t xml:space="preserve">【220 Triathlon | 2026-07-31】 </w:t>
+        <w:t xml:space="preserve">【TrainingPeaks Blog | 2026-08-07】 </w:t>
       </w:r>
-      <w:hyperlink w:rId="rId16">
+      <w:hyperlink w:rId="rId21">
         <w:r>
           <w:rPr>
             <w:color w:val="1F4D78"/>
@@ -301,7 +513,7 @@
             <w:rFonts w:ascii="Calibri" w:hAnsi="Calibri" w:eastAsia="Microsoft JhengHei"/>
             <w:sz w:val="22"/>
           </w:rPr>
-          <w:t>What are the best bike shoes for triathlon? Our cyclists test 8 for training and racing</w:t>
+          <w:t>Four Paths to Greatness: Inside the Coaching Philosophies of WorldTour Teams</w:t>
         </w:r>
       </w:hyperlink>
     </w:p>
@@ -317,7 +529,9 @@
           <w:color w:val="444444"/>
           <w:sz w:val="19"/>
         </w:rPr>
-        <w:t>Our expert reviewers submitted 8 triathlon bike shoes to rigorous testing to help you find the right pair for you...</w:t>
+        <w:t xml:space="preserve">Every team is chasing greatness, but that doesn't mean they all take the same path. Four WorldTour coaches share their philosophies on preparing for one of the world's biggest bike races. </w:t>
+        <w:br/>
+        <w:t>The post Fo...</w:t>
       </w:r>
     </w:p>
     <w:p>
@@ -332,9 +546,399 @@
           <w:color w:val="595959"/>
           <w:sz w:val="19"/>
         </w:rPr>
-        <w:t xml:space="preserve">【220 Triathlon | 2026-07-29】 </w:t>
+        <w:t xml:space="preserve">【Triathlete Magazine | 2026-08-06】 </w:t>
       </w:r>
-      <w:hyperlink w:rId="rId17">
+      <w:hyperlink w:rId="rId22">
+        <w:r>
+          <w:rPr>
+            <w:color w:val="1F4D78"/>
+            <w:u w:val="single"/>
+            <w:b/>
+            <w:rFonts w:ascii="Calibri" w:hAnsi="Calibri" w:eastAsia="Microsoft JhengHei"/>
+            <w:sz w:val="22"/>
+          </w:rPr>
+          <w:t>Pro Triathletes Share Their Secrets to Racing in the Heat</w:t>
+        </w:r>
+      </w:hyperlink>
+    </w:p>
+    <w:p>
+      <w:pPr>
+        <w:spacing w:after="200"/>
+        <w:ind w:left="360"/>
+      </w:pPr>
+      <w:r>
+        <w:rPr>
+          <w:rFonts w:ascii="Calibri" w:hAnsi="Calibri" w:eastAsia="Microsoft JhengHei"/>
+          <w:b w:val="0"/>
+          <w:color w:val="444444"/>
+          <w:sz w:val="19"/>
+        </w:rPr>
+        <w:t>Racing in the heat can humble even the fittest triathletes. We asked the pros to share their secrets for acclimating, fueling, and pacing your way to a successful race day.</w:t>
+        <w:br/>
+        <w:t>Read the full article at Pr...</w:t>
+      </w:r>
+    </w:p>
+    <w:p>
+      <w:pPr>
+        <w:keepNext/>
+        <w:spacing w:before="160" w:after="40"/>
+      </w:pPr>
+      <w:r>
+        <w:rPr>
+          <w:rFonts w:ascii="Calibri" w:hAnsi="Calibri" w:eastAsia="Microsoft JhengHei"/>
+          <w:b/>
+          <w:color w:val="595959"/>
+          <w:sz w:val="19"/>
+        </w:rPr>
+        <w:t xml:space="preserve">【220 Triathlon | 2026-08-06】 </w:t>
+      </w:r>
+      <w:hyperlink w:rId="rId23">
+        <w:r>
+          <w:rPr>
+            <w:color w:val="1F4D78"/>
+            <w:u w:val="single"/>
+            <w:b/>
+            <w:rFonts w:ascii="Calibri" w:hAnsi="Calibri" w:eastAsia="Microsoft JhengHei"/>
+            <w:sz w:val="22"/>
+          </w:rPr>
+          <w:t>What are the best tri-suits in 2026? We’ve tested the top racing options on the market for your next triathlon</w:t>
+        </w:r>
+      </w:hyperlink>
+    </w:p>
+    <w:p>
+      <w:pPr>
+        <w:spacing w:after="200"/>
+        <w:ind w:left="360"/>
+      </w:pPr>
+      <w:r>
+        <w:rPr>
+          <w:rFonts w:ascii="Calibri" w:hAnsi="Calibri" w:eastAsia="Microsoft JhengHei"/>
+          <w:b w:val="0"/>
+          <w:color w:val="444444"/>
+          <w:sz w:val="19"/>
+        </w:rPr>
+        <w:t>Need a new triathlon suit? Here's a comprehensive guide to 11 of the best tri-suits on the market for men and women, all independently reviewed by our experts.</w:t>
+      </w:r>
+    </w:p>
+    <w:p>
+      <w:pPr>
+        <w:keepNext/>
+        <w:spacing w:before="160" w:after="40"/>
+      </w:pPr>
+      <w:r>
+        <w:rPr>
+          <w:rFonts w:ascii="Calibri" w:hAnsi="Calibri" w:eastAsia="Microsoft JhengHei"/>
+          <w:b/>
+          <w:color w:val="595959"/>
+          <w:sz w:val="19"/>
+        </w:rPr>
+        <w:t xml:space="preserve">【220 Triathlon | 2026-08-06】 </w:t>
+      </w:r>
+      <w:hyperlink w:rId="rId24">
+        <w:r>
+          <w:rPr>
+            <w:color w:val="1F4D78"/>
+            <w:u w:val="single"/>
+            <w:b/>
+            <w:rFonts w:ascii="Calibri" w:hAnsi="Calibri" w:eastAsia="Microsoft JhengHei"/>
+            <w:sz w:val="22"/>
+          </w:rPr>
+          <w:t>What are the best sunglasses for running? Here are our favourite 10 for clear vision and eye protection</w:t>
+        </w:r>
+      </w:hyperlink>
+    </w:p>
+    <w:p>
+      <w:pPr>
+        <w:spacing w:after="200"/>
+        <w:ind w:left="360"/>
+      </w:pPr>
+      <w:r>
+        <w:rPr>
+          <w:rFonts w:ascii="Calibri" w:hAnsi="Calibri" w:eastAsia="Microsoft JhengHei"/>
+          <w:b w:val="0"/>
+          <w:color w:val="444444"/>
+          <w:sz w:val="19"/>
+        </w:rPr>
+        <w:t>A good pair of running sunnies can make runs in bright and sunny conditions a whole lot more enjoyable, plus they save you energy. Here are our favourite 10 pairs tested by runners and why we love the...</w:t>
+      </w:r>
+    </w:p>
+    <w:p>
+      <w:pPr>
+        <w:keepNext/>
+        <w:spacing w:before="160" w:after="40"/>
+      </w:pPr>
+      <w:r>
+        <w:rPr>
+          <w:rFonts w:ascii="Calibri" w:hAnsi="Calibri" w:eastAsia="Microsoft JhengHei"/>
+          <w:b/>
+          <w:color w:val="595959"/>
+          <w:sz w:val="19"/>
+        </w:rPr>
+        <w:t xml:space="preserve">【Slowtwitch | 2026-08-06】 </w:t>
+      </w:r>
+      <w:hyperlink w:rId="rId25">
+        <w:r>
+          <w:rPr>
+            <w:color w:val="1F4D78"/>
+            <w:u w:val="single"/>
+            <w:b/>
+            <w:rFonts w:ascii="Calibri" w:hAnsi="Calibri" w:eastAsia="Microsoft JhengHei"/>
+            <w:sz w:val="22"/>
+          </w:rPr>
+          <w:t>The Most Common Mistakes New Cyclists Make</w:t>
+        </w:r>
+      </w:hyperlink>
+    </w:p>
+    <w:p>
+      <w:pPr>
+        <w:spacing w:after="200"/>
+        <w:ind w:left="360"/>
+      </w:pPr>
+      <w:r>
+        <w:rPr>
+          <w:rFonts w:ascii="Calibri" w:hAnsi="Calibri" w:eastAsia="Microsoft JhengHei"/>
+          <w:b w:val="0"/>
+          <w:color w:val="444444"/>
+          <w:sz w:val="19"/>
+        </w:rPr>
+        <w:t>Some tips for biking newbies that will safe a lot of grief ... and money.</w:t>
+        <w:br/>
+        <w:t>The post The Most Common Mistakes New Cyclists Make first appeared on Slowtwitch News.</w:t>
+      </w:r>
+    </w:p>
+    <w:p>
+      <w:pPr>
+        <w:keepNext/>
+        <w:spacing w:before="160" w:after="40"/>
+      </w:pPr>
+      <w:r>
+        <w:rPr>
+          <w:rFonts w:ascii="Calibri" w:hAnsi="Calibri" w:eastAsia="Microsoft JhengHei"/>
+          <w:b/>
+          <w:color w:val="595959"/>
+          <w:sz w:val="19"/>
+        </w:rPr>
+        <w:t xml:space="preserve">【Slowtwitch | 2026-08-05】 </w:t>
+      </w:r>
+      <w:hyperlink w:rId="rId26">
+        <w:r>
+          <w:rPr>
+            <w:color w:val="1F4D78"/>
+            <w:u w:val="single"/>
+            <w:b/>
+            <w:rFonts w:ascii="Calibri" w:hAnsi="Calibri" w:eastAsia="Microsoft JhengHei"/>
+            <w:sz w:val="22"/>
+          </w:rPr>
+          <w:t>Isn’t That Saddle Backwards? How Hans Aaseth Earned His Black Shirt at Norseman</w:t>
+        </w:r>
+      </w:hyperlink>
+    </w:p>
+    <w:p>
+      <w:pPr>
+        <w:spacing w:after="200"/>
+        <w:ind w:left="360"/>
+      </w:pPr>
+      <w:r>
+        <w:rPr>
+          <w:rFonts w:ascii="Calibri" w:hAnsi="Calibri" w:eastAsia="Microsoft JhengHei"/>
+          <w:b w:val="0"/>
+          <w:color w:val="444444"/>
+          <w:sz w:val="19"/>
+        </w:rPr>
+        <w:t>A truly unique bike set up featuring  a 25 cm pedestal, a rear facing ISM saddle and a whole lot more.</w:t>
+        <w:br/>
+        <w:t>The post Isn’t That Saddle Backwards? How Hans Aaseth Earned His Black Shirt at Norseman first ap...</w:t>
+      </w:r>
+    </w:p>
+    <w:p>
+      <w:pPr>
+        <w:keepNext/>
+        <w:spacing w:before="160" w:after="40"/>
+      </w:pPr>
+      <w:r>
+        <w:rPr>
+          <w:rFonts w:ascii="Calibri" w:hAnsi="Calibri" w:eastAsia="Microsoft JhengHei"/>
+          <w:b/>
+          <w:color w:val="595959"/>
+          <w:sz w:val="19"/>
+        </w:rPr>
+        <w:t xml:space="preserve">【220 Triathlon | 2026-08-05】 </w:t>
+      </w:r>
+      <w:hyperlink w:rId="rId27">
+        <w:r>
+          <w:rPr>
+            <w:color w:val="1F4D78"/>
+            <w:u w:val="single"/>
+            <w:b/>
+            <w:rFonts w:ascii="Calibri" w:hAnsi="Calibri" w:eastAsia="Microsoft JhengHei"/>
+            <w:sz w:val="22"/>
+          </w:rPr>
+          <w:t>New to triathlon? Pick from our range of free training plans for beginner triathletes</w:t>
+        </w:r>
+      </w:hyperlink>
+    </w:p>
+    <w:p>
+      <w:pPr>
+        <w:spacing w:after="200"/>
+        <w:ind w:left="360"/>
+      </w:pPr>
+      <w:r>
+        <w:rPr>
+          <w:rFonts w:ascii="Calibri" w:hAnsi="Calibri" w:eastAsia="Microsoft JhengHei"/>
+          <w:b w:val="0"/>
+          <w:color w:val="444444"/>
+          <w:sz w:val="19"/>
+        </w:rPr>
+        <w:t>Choose from a selection of beginner-friendly triathlon training plans to prep for racing and build fitness in the off-season.</w:t>
+      </w:r>
+    </w:p>
+    <w:p>
+      <w:pPr>
+        <w:keepNext/>
+        <w:spacing w:before="160" w:after="40"/>
+      </w:pPr>
+      <w:r>
+        <w:rPr>
+          <w:rFonts w:ascii="Calibri" w:hAnsi="Calibri" w:eastAsia="Microsoft JhengHei"/>
+          <w:b/>
+          <w:color w:val="595959"/>
+          <w:sz w:val="19"/>
+        </w:rPr>
+        <w:t xml:space="preserve">【Triathlete Magazine | 2026-08-04】 </w:t>
+      </w:r>
+      <w:hyperlink w:rId="rId28">
+        <w:r>
+          <w:rPr>
+            <w:color w:val="1F4D78"/>
+            <w:u w:val="single"/>
+            <w:b/>
+            <w:rFonts w:ascii="Calibri" w:hAnsi="Calibri" w:eastAsia="Microsoft JhengHei"/>
+            <w:sz w:val="22"/>
+          </w:rPr>
+          <w:t>Hoka Clifton Pro Review: Did Hoka Just Kill the Clifton?</w:t>
+        </w:r>
+      </w:hyperlink>
+    </w:p>
+    <w:p>
+      <w:pPr>
+        <w:spacing w:after="200"/>
+        <w:ind w:left="360"/>
+      </w:pPr>
+      <w:r>
+        <w:rPr>
+          <w:rFonts w:ascii="Calibri" w:hAnsi="Calibri" w:eastAsia="Microsoft JhengHei"/>
+          <w:b w:val="0"/>
+          <w:color w:val="444444"/>
+          <w:sz w:val="19"/>
+        </w:rPr>
+        <w:t>Hoka's best-selling trainer just got a major midsole upgrade for only $10 more, and it might make the original obsolete.</w:t>
+        <w:br/>
+        <w:t>Read the full article at Hoka Clifton Pro Review: Did Hoka Just Kill the Clifto...</w:t>
+      </w:r>
+    </w:p>
+    <w:p>
+      <w:pPr>
+        <w:keepNext/>
+        <w:spacing w:before="160" w:after="40"/>
+      </w:pPr>
+      <w:r>
+        <w:rPr>
+          <w:rFonts w:ascii="Calibri" w:hAnsi="Calibri" w:eastAsia="Microsoft JhengHei"/>
+          <w:b/>
+          <w:color w:val="595959"/>
+          <w:sz w:val="19"/>
+        </w:rPr>
+        <w:t xml:space="preserve">【Slowtwitch | 2026-08-04】 </w:t>
+      </w:r>
+      <w:hyperlink w:rId="rId29">
+        <w:r>
+          <w:rPr>
+            <w:color w:val="1F4D78"/>
+            <w:u w:val="single"/>
+            <w:b/>
+            <w:rFonts w:ascii="Calibri" w:hAnsi="Calibri" w:eastAsia="Microsoft JhengHei"/>
+            <w:sz w:val="22"/>
+          </w:rPr>
+          <w:t>The Batch GB.1 is a $999 Gravel Bike Built to Get You Riding</w:t>
+        </w:r>
+      </w:hyperlink>
+    </w:p>
+    <w:p>
+      <w:pPr>
+        <w:spacing w:after="200"/>
+        <w:ind w:left="360"/>
+      </w:pPr>
+      <w:r>
+        <w:rPr>
+          <w:rFonts w:ascii="Calibri" w:hAnsi="Calibri" w:eastAsia="Microsoft JhengHei"/>
+          <w:b w:val="0"/>
+          <w:color w:val="444444"/>
+          <w:sz w:val="19"/>
+        </w:rPr>
+        <w:t>The Batch GB.1 I comes with a MicroShift Sword 1x9 group and a lifetime frame warranty -- all under four figures.</w:t>
+        <w:br/>
+        <w:t>The post The Batch GB.1 is a $999 Gravel Bike Built to Get You Riding first appeared o...</w:t>
+      </w:r>
+    </w:p>
+    <w:p>
+      <w:pPr>
+        <w:keepNext/>
+        <w:spacing w:before="160" w:after="40"/>
+      </w:pPr>
+      <w:r>
+        <w:rPr>
+          <w:rFonts w:ascii="Calibri" w:hAnsi="Calibri" w:eastAsia="Microsoft JhengHei"/>
+          <w:b/>
+          <w:color w:val="595959"/>
+          <w:sz w:val="19"/>
+        </w:rPr>
+        <w:t xml:space="preserve">【Triathlete Magazine | 2026-08-03】 </w:t>
+      </w:r>
+      <w:hyperlink w:rId="rId30">
+        <w:r>
+          <w:rPr>
+            <w:color w:val="1F4D78"/>
+            <w:u w:val="single"/>
+            <w:b/>
+            <w:rFonts w:ascii="Calibri" w:hAnsi="Calibri" w:eastAsia="Microsoft JhengHei"/>
+            <w:sz w:val="22"/>
+          </w:rPr>
+          <w:t>Banned by the UCI, Built for Triathletes: Inside the Wild World of Triathlon Concept Bikes</w:t>
+        </w:r>
+      </w:hyperlink>
+    </w:p>
+    <w:p>
+      <w:pPr>
+        <w:spacing w:after="200"/>
+        <w:ind w:left="360"/>
+      </w:pPr>
+      <w:r>
+        <w:rPr>
+          <w:rFonts w:ascii="Calibri" w:hAnsi="Calibri" w:eastAsia="Microsoft JhengHei"/>
+          <w:b w:val="0"/>
+          <w:color w:val="444444"/>
+          <w:sz w:val="19"/>
+        </w:rPr>
+        <w:t>Concept bikes offer a look into the future of cycling. Here's why triathlon is the sport where they actually get built.</w:t>
+        <w:br/>
+        <w:t>Read the full article at Banned by the UCI, Built for Triathletes: Inside the Wi...</w:t>
+      </w:r>
+    </w:p>
+    <w:p>
+      <w:pPr>
+        <w:keepNext/>
+        <w:spacing w:before="160" w:after="40"/>
+      </w:pPr>
+      <w:r>
+        <w:rPr>
+          <w:rFonts w:ascii="Calibri" w:hAnsi="Calibri" w:eastAsia="Microsoft JhengHei"/>
+          <w:b/>
+          <w:color w:val="595959"/>
+          <w:sz w:val="19"/>
+        </w:rPr>
+        <w:t xml:space="preserve">【220 Triathlon | 2026-08-03】 </w:t>
+      </w:r>
+      <w:hyperlink w:rId="rId31">
         <w:r>
           <w:rPr>
             <w:color w:val="1F4D78"/>
@@ -365,306 +969,6 @@
     <w:p>
       <w:pPr>
         <w:keepNext/>
-        <w:spacing w:before="160" w:after="40"/>
-      </w:pPr>
-      <w:r>
-        <w:rPr>
-          <w:rFonts w:ascii="Calibri" w:hAnsi="Calibri" w:eastAsia="Microsoft JhengHei"/>
-          <w:b/>
-          <w:color w:val="595959"/>
-          <w:sz w:val="19"/>
-        </w:rPr>
-        <w:t xml:space="preserve">【220 Triathlon | 2026-07-29】 </w:t>
-      </w:r>
-      <w:hyperlink w:rId="rId18">
-        <w:r>
-          <w:rPr>
-            <w:color w:val="1F4D78"/>
-            <w:u w:val="single"/>
-            <w:b/>
-            <w:rFonts w:ascii="Calibri" w:hAnsi="Calibri" w:eastAsia="Microsoft JhengHei"/>
-            <w:sz w:val="22"/>
-          </w:rPr>
-          <w:t>Should you go for performance or versatility? We compare the Goodr OG and SunGod Forty2s running sunglasses to find out</w:t>
-        </w:r>
-      </w:hyperlink>
-    </w:p>
-    <w:p>
-      <w:pPr>
-        <w:spacing w:after="200"/>
-        <w:ind w:left="360"/>
-      </w:pPr>
-      <w:r>
-        <w:rPr>
-          <w:rFonts w:ascii="Calibri" w:hAnsi="Calibri" w:eastAsia="Microsoft JhengHei"/>
-          <w:b w:val="0"/>
-          <w:color w:val="444444"/>
-          <w:sz w:val="19"/>
-        </w:rPr>
-        <w:t>The Goodr OGs are $25 budget running sunglasses while the SunGod Forty2s cost four times as much. Helen Webster pits them against each other to find a winner.</w:t>
-      </w:r>
-    </w:p>
-    <w:p>
-      <w:pPr>
-        <w:keepNext/>
-        <w:spacing w:before="160" w:after="40"/>
-      </w:pPr>
-      <w:r>
-        <w:rPr>
-          <w:rFonts w:ascii="Calibri" w:hAnsi="Calibri" w:eastAsia="Microsoft JhengHei"/>
-          <w:b/>
-          <w:color w:val="595959"/>
-          <w:sz w:val="19"/>
-        </w:rPr>
-        <w:t xml:space="preserve">【220 Triathlon | 2026-07-29】 </w:t>
-      </w:r>
-      <w:hyperlink w:rId="rId19">
-        <w:r>
-          <w:rPr>
-            <w:color w:val="1F4D78"/>
-            <w:u w:val="single"/>
-            <w:b/>
-            <w:rFonts w:ascii="Calibri" w:hAnsi="Calibri" w:eastAsia="Microsoft JhengHei"/>
-            <w:sz w:val="22"/>
-          </w:rPr>
-          <w:t>What are the best carbon plate running shoes in 2026? Here are 8 top picks for chasing your next PB</w:t>
-        </w:r>
-      </w:hyperlink>
-    </w:p>
-    <w:p>
-      <w:pPr>
-        <w:spacing w:after="200"/>
-        <w:ind w:left="360"/>
-      </w:pPr>
-      <w:r>
-        <w:rPr>
-          <w:rFonts w:ascii="Calibri" w:hAnsi="Calibri" w:eastAsia="Microsoft JhengHei"/>
-          <w:b w:val="0"/>
-          <w:color w:val="444444"/>
-          <w:sz w:val="19"/>
-        </w:rPr>
-        <w:t>They’ve revolutionised running and are amassing world records like they're going out of style. We put 8 of the best carbon run shoes to the test...</w:t>
-      </w:r>
-    </w:p>
-    <w:p>
-      <w:pPr>
-        <w:keepNext/>
-        <w:spacing w:before="160" w:after="40"/>
-      </w:pPr>
-      <w:r>
-        <w:rPr>
-          <w:rFonts w:ascii="Calibri" w:hAnsi="Calibri" w:eastAsia="Microsoft JhengHei"/>
-          <w:b/>
-          <w:color w:val="595959"/>
-          <w:sz w:val="19"/>
-        </w:rPr>
-        <w:t xml:space="preserve">【TrainingPeaks Blog | 2026-07-28】 </w:t>
-      </w:r>
-      <w:hyperlink w:rId="rId20">
-        <w:r>
-          <w:rPr>
-            <w:color w:val="1F4D78"/>
-            <w:u w:val="single"/>
-            <w:b/>
-            <w:rFonts w:ascii="Calibri" w:hAnsi="Calibri" w:eastAsia="Microsoft JhengHei"/>
-            <w:sz w:val="22"/>
-          </w:rPr>
-          <w:t>What Separates World-Class Cyclists from Amateurs</w:t>
-        </w:r>
-      </w:hyperlink>
-    </w:p>
-    <w:p>
-      <w:pPr>
-        <w:spacing w:after="200"/>
-        <w:ind w:left="360"/>
-      </w:pPr>
-      <w:r>
-        <w:rPr>
-          <w:rFonts w:ascii="Calibri" w:hAnsi="Calibri" w:eastAsia="Microsoft JhengHei"/>
-          <w:b w:val="0"/>
-          <w:color w:val="444444"/>
-          <w:sz w:val="19"/>
-        </w:rPr>
-        <w:t xml:space="preserve">The difference between amateurs and pro cyclists is less about fitness and more about consistency. Here are five habits that set the pros apart and what you can do to bridge the gap. </w:t>
-        <w:br/>
-        <w:t>The post What Se...</w:t>
-      </w:r>
-    </w:p>
-    <w:p>
-      <w:pPr>
-        <w:keepNext/>
-        <w:spacing w:before="160" w:after="40"/>
-      </w:pPr>
-      <w:r>
-        <w:rPr>
-          <w:rFonts w:ascii="Calibri" w:hAnsi="Calibri" w:eastAsia="Microsoft JhengHei"/>
-          <w:b/>
-          <w:color w:val="595959"/>
-          <w:sz w:val="19"/>
-        </w:rPr>
-        <w:t xml:space="preserve">【220 Triathlon | 2026-07-28】 </w:t>
-      </w:r>
-      <w:hyperlink w:rId="rId21">
-        <w:r>
-          <w:rPr>
-            <w:color w:val="1F4D78"/>
-            <w:u w:val="single"/>
-            <w:b/>
-            <w:rFonts w:ascii="Calibri" w:hAnsi="Calibri" w:eastAsia="Microsoft JhengHei"/>
-            <w:sz w:val="22"/>
-          </w:rPr>
-          <w:t>Best men’s winter running tights and leggings for 2026</w:t>
-        </w:r>
-      </w:hyperlink>
-    </w:p>
-    <w:p>
-      <w:pPr>
-        <w:spacing w:after="200"/>
-        <w:ind w:left="360"/>
-      </w:pPr>
-      <w:r>
-        <w:rPr>
-          <w:rFonts w:ascii="Calibri" w:hAnsi="Calibri" w:eastAsia="Microsoft JhengHei"/>
-          <w:b w:val="0"/>
-          <w:color w:val="444444"/>
-          <w:sz w:val="19"/>
-        </w:rPr>
-        <w:t>From compressive options to breathable leggings, discover the best men's running tights to see you through the colder weather.</w:t>
-      </w:r>
-    </w:p>
-    <w:p>
-      <w:pPr>
-        <w:keepNext/>
-        <w:spacing w:before="160" w:after="40"/>
-      </w:pPr>
-      <w:r>
-        <w:rPr>
-          <w:rFonts w:ascii="Calibri" w:hAnsi="Calibri" w:eastAsia="Microsoft JhengHei"/>
-          <w:b/>
-          <w:color w:val="595959"/>
-          <w:sz w:val="19"/>
-        </w:rPr>
-        <w:t xml:space="preserve">【Triathlete Magazine | 2026-07-28】 </w:t>
-      </w:r>
-      <w:hyperlink w:rId="rId22">
-        <w:r>
-          <w:rPr>
-            <w:color w:val="1F4D78"/>
-            <w:u w:val="single"/>
-            <w:b/>
-            <w:rFonts w:ascii="Calibri" w:hAnsi="Calibri" w:eastAsia="Microsoft JhengHei"/>
-            <w:sz w:val="22"/>
-          </w:rPr>
-          <w:t>A Race-Week Checklist For Your First Triathlon</w:t>
-        </w:r>
-      </w:hyperlink>
-    </w:p>
-    <w:p>
-      <w:pPr>
-        <w:spacing w:after="200"/>
-        <w:ind w:left="360"/>
-      </w:pPr>
-      <w:r>
-        <w:rPr>
-          <w:rFonts w:ascii="Calibri" w:hAnsi="Calibri" w:eastAsia="Microsoft JhengHei"/>
-          <w:b w:val="0"/>
-          <w:color w:val="444444"/>
-          <w:sz w:val="19"/>
-        </w:rPr>
-        <w:t>Don't let logistics ruin your first triathlon. Use this day-by-day race-week guide and packing checklist to handle the taper, prep your gear, and arrive at the start line ready to go.</w:t>
-        <w:br/>
-        <w:t>Read the full ar...</w:t>
-      </w:r>
-    </w:p>
-    <w:p>
-      <w:pPr>
-        <w:keepNext/>
-        <w:spacing w:before="160" w:after="40"/>
-      </w:pPr>
-      <w:r>
-        <w:rPr>
-          <w:rFonts w:ascii="Calibri" w:hAnsi="Calibri" w:eastAsia="Microsoft JhengHei"/>
-          <w:b/>
-          <w:color w:val="595959"/>
-          <w:sz w:val="19"/>
-        </w:rPr>
-        <w:t xml:space="preserve">【220 Triathlon | 2026-07-27】 </w:t>
-      </w:r>
-      <w:hyperlink w:rId="rId23">
-        <w:r>
-          <w:rPr>
-            <w:color w:val="1F4D78"/>
-            <w:u w:val="single"/>
-            <w:b/>
-            <w:rFonts w:ascii="Calibri" w:hAnsi="Calibri" w:eastAsia="Microsoft JhengHei"/>
-            <w:sz w:val="22"/>
-          </w:rPr>
-          <w:t>What are the best running shorts in 2026? Our team of runners put 10 to the test</w:t>
-        </w:r>
-      </w:hyperlink>
-    </w:p>
-    <w:p>
-      <w:pPr>
-        <w:spacing w:after="200"/>
-        <w:ind w:left="360"/>
-      </w:pPr>
-      <w:r>
-        <w:rPr>
-          <w:rFonts w:ascii="Calibri" w:hAnsi="Calibri" w:eastAsia="Microsoft JhengHei"/>
-          <w:b w:val="0"/>
-          <w:color w:val="444444"/>
-          <w:sz w:val="19"/>
-        </w:rPr>
-        <w:t>A good pair of running shorts should be comfortable, breathable, and supportive for runs of any distance. Our run team tests the best options available today...</w:t>
-      </w:r>
-    </w:p>
-    <w:p>
-      <w:pPr>
-        <w:keepNext/>
-        <w:spacing w:before="160" w:after="40"/>
-      </w:pPr>
-      <w:r>
-        <w:rPr>
-          <w:rFonts w:ascii="Calibri" w:hAnsi="Calibri" w:eastAsia="Microsoft JhengHei"/>
-          <w:b/>
-          <w:color w:val="595959"/>
-          <w:sz w:val="19"/>
-        </w:rPr>
-        <w:t xml:space="preserve">【Triathlete Magazine | 2026-07-27】 </w:t>
-      </w:r>
-      <w:hyperlink w:rId="rId24">
-        <w:r>
-          <w:rPr>
-            <w:color w:val="1F4D78"/>
-            <w:u w:val="single"/>
-            <w:b/>
-            <w:rFonts w:ascii="Calibri" w:hAnsi="Calibri" w:eastAsia="Microsoft JhengHei"/>
-            <w:sz w:val="22"/>
-          </w:rPr>
-          <w:t>Sam Long Dominates the Bike and Kirsten Kasper Storms Back on the Run to Claim Ironman 70.3 Boise Wins</w:t>
-        </w:r>
-      </w:hyperlink>
-    </w:p>
-    <w:p>
-      <w:pPr>
-        <w:spacing w:after="200"/>
-        <w:ind w:left="360"/>
-      </w:pPr>
-      <w:r>
-        <w:rPr>
-          <w:rFonts w:ascii="Calibri" w:hAnsi="Calibri" w:eastAsia="Microsoft JhengHei"/>
-          <w:b w:val="0"/>
-          <w:color w:val="444444"/>
-          <w:sz w:val="19"/>
-        </w:rPr>
-        <w:t>In two very different fashions, Sam Long and Kirsten Kasper proved too strong for the Ironman Pro Series fields in Boise, Idaho.</w:t>
-        <w:br/>
-        <w:t>Read the full article at Sam Long Dominates the Bike and Kirsten Kasper...</w:t>
-      </w:r>
-    </w:p>
-    <w:p>
-      <w:pPr>
-        <w:keepNext/>
         <w:spacing w:before="320" w:after="160"/>
       </w:pPr>
       <w:r>
@@ -689,9 +993,141 @@
           <w:color w:val="595959"/>
           <w:sz w:val="19"/>
         </w:rPr>
+        <w:t xml:space="preserve">【TrainingPeaks Blog | 2026-08-06】 </w:t>
+      </w:r>
+      <w:hyperlink w:rId="rId32">
+        <w:r>
+          <w:rPr>
+            <w:color w:val="1F4D78"/>
+            <w:u w:val="single"/>
+            <w:b/>
+            <w:rFonts w:ascii="Calibri" w:hAnsi="Calibri" w:eastAsia="Microsoft JhengHei"/>
+            <w:sz w:val="22"/>
+          </w:rPr>
+          <w:t>Breathwork for Athletes: Performance, Recovery, and Breathing Exercises</w:t>
+        </w:r>
+      </w:hyperlink>
+    </w:p>
+    <w:p>
+      <w:pPr>
+        <w:spacing w:after="200"/>
+        <w:ind w:left="360"/>
+      </w:pPr>
+      <w:r>
+        <w:rPr>
+          <w:rFonts w:ascii="Calibri" w:hAnsi="Calibri" w:eastAsia="Microsoft JhengHei"/>
+          <w:b w:val="0"/>
+          <w:color w:val="444444"/>
+          <w:sz w:val="19"/>
+        </w:rPr>
+        <w:t>Breathwork exercises can improve health metrics, athletic performance, and recovery. Here's how to add them to your training.</w:t>
+        <w:br/>
+        <w:t>The post Breathwork for Athletes: Performance, Recovery, and Breathing Exe...</w:t>
+      </w:r>
+    </w:p>
+    <w:p>
+      <w:pPr>
+        <w:keepNext/>
+        <w:spacing w:before="160" w:after="40"/>
+      </w:pPr>
+      <w:r>
+        <w:rPr>
+          <w:rFonts w:ascii="Calibri" w:hAnsi="Calibri" w:eastAsia="Microsoft JhengHei"/>
+          <w:b/>
+          <w:color w:val="595959"/>
+          <w:sz w:val="19"/>
+        </w:rPr>
+        <w:t xml:space="preserve">【Triathlete Magazine | 2026-08-05】 </w:t>
+      </w:r>
+      <w:hyperlink w:rId="rId33">
+        <w:r>
+          <w:rPr>
+            <w:color w:val="1F4D78"/>
+            <w:u w:val="single"/>
+            <w:b/>
+            <w:rFonts w:ascii="Calibri" w:hAnsi="Calibri" w:eastAsia="Microsoft JhengHei"/>
+            <w:sz w:val="22"/>
+          </w:rPr>
+          <w:t>First Look: Topo Athletic Specter Elite</w:t>
+        </w:r>
+      </w:hyperlink>
+    </w:p>
+    <w:p>
+      <w:pPr>
+        <w:spacing w:after="200"/>
+        <w:ind w:left="360"/>
+      </w:pPr>
+      <w:r>
+        <w:rPr>
+          <w:rFonts w:ascii="Calibri" w:hAnsi="Calibri" w:eastAsia="Microsoft JhengHei"/>
+          <w:b w:val="0"/>
+          <w:color w:val="444444"/>
+          <w:sz w:val="19"/>
+        </w:rPr>
+        <w:t>This debut carbon-plated racing shoe goes straight to the front of the pack</w:t>
+        <w:br/>
+        <w:t>Read the full article at First Look: Topo Athletic Specter Elite on Triathlete.</w:t>
+      </w:r>
+    </w:p>
+    <w:p>
+      <w:pPr>
+        <w:keepNext/>
+        <w:spacing w:before="160" w:after="40"/>
+      </w:pPr>
+      <w:r>
+        <w:rPr>
+          <w:rFonts w:ascii="Calibri" w:hAnsi="Calibri" w:eastAsia="Microsoft JhengHei"/>
+          <w:b/>
+          <w:color w:val="595959"/>
+          <w:sz w:val="19"/>
+        </w:rPr>
+        <w:t xml:space="preserve">【TrainingPeaks Blog | 2026-08-05】 </w:t>
+      </w:r>
+      <w:hyperlink w:rId="rId34">
+        <w:r>
+          <w:rPr>
+            <w:color w:val="1F4D78"/>
+            <w:u w:val="single"/>
+            <w:b/>
+            <w:rFonts w:ascii="Calibri" w:hAnsi="Calibri" w:eastAsia="Microsoft JhengHei"/>
+            <w:sz w:val="22"/>
+          </w:rPr>
+          <w:t>How Poor Air Quality Affects Performance &amp; What Athletes Can Do About It</w:t>
+        </w:r>
+      </w:hyperlink>
+    </w:p>
+    <w:p>
+      <w:pPr>
+        <w:spacing w:after="200"/>
+        <w:ind w:left="360"/>
+      </w:pPr>
+      <w:r>
+        <w:rPr>
+          <w:rFonts w:ascii="Calibri" w:hAnsi="Calibri" w:eastAsia="Microsoft JhengHei"/>
+          <w:b w:val="0"/>
+          <w:color w:val="444444"/>
+          <w:sz w:val="19"/>
+        </w:rPr>
+        <w:t>Air pollution carries short- and long-term risks for athletes. Using AirTrack while planning your TrainingPeaks sessions can help reduce your air pollution exposure.</w:t>
+        <w:br/>
+        <w:t>The post How Poor Air Quality Affe...</w:t>
+      </w:r>
+    </w:p>
+    <w:p>
+      <w:pPr>
+        <w:keepNext/>
+        <w:spacing w:before="160" w:after="40"/>
+      </w:pPr>
+      <w:r>
+        <w:rPr>
+          <w:rFonts w:ascii="Calibri" w:hAnsi="Calibri" w:eastAsia="Microsoft JhengHei"/>
+          <w:b/>
+          <w:color w:val="595959"/>
+          <w:sz w:val="19"/>
+        </w:rPr>
         <w:t xml:space="preserve">【Slowtwitch | 2026-08-03】 </w:t>
       </w:r>
-      <w:hyperlink w:rId="rId25">
+      <w:hyperlink w:rId="rId35">
         <w:r>
           <w:rPr>
             <w:color w:val="1F4D78"/>
@@ -724,310 +1160,6 @@
     <w:p>
       <w:pPr>
         <w:keepNext/>
-        <w:spacing w:before="160" w:after="40"/>
-      </w:pPr>
-      <w:r>
-        <w:rPr>
-          <w:rFonts w:ascii="Calibri" w:hAnsi="Calibri" w:eastAsia="Microsoft JhengHei"/>
-          <w:b/>
-          <w:color w:val="595959"/>
-          <w:sz w:val="19"/>
-        </w:rPr>
-        <w:t xml:space="preserve">【Slowtwitch | 2026-08-01】 </w:t>
-      </w:r>
-      <w:hyperlink w:rId="rId26">
-        <w:r>
-          <w:rPr>
-            <w:color w:val="1F4D78"/>
-            <w:u w:val="single"/>
-            <w:b/>
-            <w:rFonts w:ascii="Calibri" w:hAnsi="Calibri" w:eastAsia="Microsoft JhengHei"/>
-            <w:sz w:val="22"/>
-          </w:rPr>
-          <w:t>A Peptide Debate is Rocking Ultra-Running. Is Triathlon Next?</w:t>
-        </w:r>
-      </w:hyperlink>
-    </w:p>
-    <w:p>
-      <w:pPr>
-        <w:spacing w:after="200"/>
-        <w:ind w:left="360"/>
-      </w:pPr>
-      <w:r>
-        <w:rPr>
-          <w:rFonts w:ascii="Calibri" w:hAnsi="Calibri" w:eastAsia="Microsoft JhengHei"/>
-          <w:b w:val="0"/>
-          <w:color w:val="444444"/>
-          <w:sz w:val="19"/>
-        </w:rPr>
-        <w:t>Last week, the ultra-running world found itself at the center of the anti-doping universe with the revelation that a record-breaking runner admitted to the use of a banned substance while...</w:t>
-        <w:br/>
-        <w:t>The post ...</w:t>
-      </w:r>
-    </w:p>
-    <w:p>
-      <w:pPr>
-        <w:keepNext/>
-        <w:spacing w:before="160" w:after="40"/>
-      </w:pPr>
-      <w:r>
-        <w:rPr>
-          <w:rFonts w:ascii="Calibri" w:hAnsi="Calibri" w:eastAsia="Microsoft JhengHei"/>
-          <w:b/>
-          <w:color w:val="595959"/>
-          <w:sz w:val="19"/>
-        </w:rPr>
-        <w:t xml:space="preserve">【Triathlete Magazine | 2026-07-31】 </w:t>
-      </w:r>
-      <w:hyperlink w:rId="rId27">
-        <w:r>
-          <w:rPr>
-            <w:color w:val="1F4D78"/>
-            <w:u w:val="single"/>
-            <w:b/>
-            <w:rFonts w:ascii="Calibri" w:hAnsi="Calibri" w:eastAsia="Microsoft JhengHei"/>
-            <w:sz w:val="22"/>
-          </w:rPr>
-          <w:t>July’s Tri Takeaways: World Tour Shifts, Supershoe Scares, and the Rise of Short-Course Racing</w:t>
-        </w:r>
-      </w:hyperlink>
-    </w:p>
-    <w:p>
-      <w:pPr>
-        <w:spacing w:after="200"/>
-        <w:ind w:left="360"/>
-      </w:pPr>
-      <w:r>
-        <w:rPr>
-          <w:rFonts w:ascii="Calibri" w:hAnsi="Calibri" w:eastAsia="Microsoft JhengHei"/>
-          <w:b w:val="0"/>
-          <w:color w:val="444444"/>
-          <w:sz w:val="19"/>
-        </w:rPr>
-        <w:t>T100 and World Triathlon swing for the fences, legends head into the sunset, and supershoes give us a case of the mid-summer scaries - Tim Heming breaks down the triathlon news of the month.</w:t>
-        <w:br/>
-        <w:t>Read the ...</w:t>
-      </w:r>
-    </w:p>
-    <w:p>
-      <w:pPr>
-        <w:keepNext/>
-        <w:spacing w:before="160" w:after="40"/>
-      </w:pPr>
-      <w:r>
-        <w:rPr>
-          <w:rFonts w:ascii="Calibri" w:hAnsi="Calibri" w:eastAsia="Microsoft JhengHei"/>
-          <w:b/>
-          <w:color w:val="595959"/>
-          <w:sz w:val="19"/>
-        </w:rPr>
-        <w:t xml:space="preserve">【220 Triathlon | 2026-07-31】 </w:t>
-      </w:r>
-      <w:hyperlink w:rId="rId28">
-        <w:r>
-          <w:rPr>
-            <w:color w:val="1F4D78"/>
-            <w:u w:val="single"/>
-            <w:b/>
-            <w:rFonts w:ascii="Calibri" w:hAnsi="Calibri" w:eastAsia="Microsoft JhengHei"/>
-            <w:sz w:val="22"/>
-          </w:rPr>
-          <w:t>Can you keep running as you get older? Ultrarunner Damian Hall says yes – if you train smarter</w:t>
-        </w:r>
-      </w:hyperlink>
-    </w:p>
-    <w:p>
-      <w:pPr>
-        <w:spacing w:after="200"/>
-        <w:ind w:left="360"/>
-      </w:pPr>
-      <w:r>
-        <w:rPr>
-          <w:rFonts w:ascii="Calibri" w:hAnsi="Calibri" w:eastAsia="Microsoft JhengHei"/>
-          <w:b w:val="0"/>
-          <w:color w:val="444444"/>
-          <w:sz w:val="19"/>
-        </w:rPr>
-        <w:t>Ultrarunning legend Damian Hall explains how runners and triathletes can continue performing as they age, with advice on recovery, strength training and staying injury-free.</w:t>
-      </w:r>
-    </w:p>
-    <w:p>
-      <w:pPr>
-        <w:keepNext/>
-        <w:spacing w:before="160" w:after="40"/>
-      </w:pPr>
-      <w:r>
-        <w:rPr>
-          <w:rFonts w:ascii="Calibri" w:hAnsi="Calibri" w:eastAsia="Microsoft JhengHei"/>
-          <w:b/>
-          <w:color w:val="595959"/>
-          <w:sz w:val="19"/>
-        </w:rPr>
-        <w:t xml:space="preserve">【TrainingPeaks Blog | 2026-07-31】 </w:t>
-      </w:r>
-      <w:hyperlink w:rId="rId29">
-        <w:r>
-          <w:rPr>
-            <w:color w:val="1F4D78"/>
-            <w:u w:val="single"/>
-            <w:b/>
-            <w:rFonts w:ascii="Calibri" w:hAnsi="Calibri" w:eastAsia="Microsoft JhengHei"/>
-            <w:sz w:val="22"/>
-          </w:rPr>
-          <w:t>Why Heat Causes GI Stress &amp; How to Adapt Your Fueling Strategy</w:t>
-        </w:r>
-      </w:hyperlink>
-    </w:p>
-    <w:p>
-      <w:pPr>
-        <w:spacing w:after="200"/>
-        <w:ind w:left="360"/>
-      </w:pPr>
-      <w:r>
-        <w:rPr>
-          <w:rFonts w:ascii="Calibri" w:hAnsi="Calibri" w:eastAsia="Microsoft JhengHei"/>
-          <w:b w:val="0"/>
-          <w:color w:val="444444"/>
-          <w:sz w:val="19"/>
-        </w:rPr>
-        <w:t>Heat increases risk of dehydration and GI stress. Learn how to adjust your fueling and hydration strategy to stay safe and minimize heat's impact on performance.</w:t>
-        <w:br/>
-        <w:t>The post Why Heat Causes GI Stress  Ho...</w:t>
-      </w:r>
-    </w:p>
-    <w:p>
-      <w:pPr>
-        <w:keepNext/>
-        <w:spacing w:before="160" w:after="40"/>
-      </w:pPr>
-      <w:r>
-        <w:rPr>
-          <w:rFonts w:ascii="Calibri" w:hAnsi="Calibri" w:eastAsia="Microsoft JhengHei"/>
-          <w:b/>
-          <w:color w:val="595959"/>
-          <w:sz w:val="19"/>
-        </w:rPr>
-        <w:t xml:space="preserve">【Triathlete Magazine | 2026-07-28】 </w:t>
-      </w:r>
-      <w:hyperlink w:rId="rId30">
-        <w:r>
-          <w:rPr>
-            <w:color w:val="1F4D78"/>
-            <w:u w:val="single"/>
-            <w:b/>
-            <w:rFonts w:ascii="Calibri" w:hAnsi="Calibri" w:eastAsia="Microsoft JhengHei"/>
-            <w:sz w:val="22"/>
-          </w:rPr>
-          <w:t>Why Plantar Fasciitis Is Everywhere Right Now (And What Runners Can Do About It)</w:t>
-        </w:r>
-      </w:hyperlink>
-    </w:p>
-    <w:p>
-      <w:pPr>
-        <w:spacing w:after="200"/>
-        <w:ind w:left="360"/>
-      </w:pPr>
-      <w:r>
-        <w:rPr>
-          <w:rFonts w:ascii="Calibri" w:hAnsi="Calibri" w:eastAsia="Microsoft JhengHei"/>
-          <w:b w:val="0"/>
-          <w:color w:val="444444"/>
-          <w:sz w:val="19"/>
-        </w:rPr>
-        <w:t>From elites to amateur athletes, plantar fasciitis is sidelining runners. An expert coach digs into why - and how to actually fix it.</w:t>
-        <w:br/>
-        <w:t>Read the full article at Why Plantar Fasciitis Is Everywhere Right...</w:t>
-      </w:r>
-    </w:p>
-    <w:p>
-      <w:pPr>
-        <w:keepNext/>
-        <w:spacing w:before="160" w:after="40"/>
-      </w:pPr>
-      <w:r>
-        <w:rPr>
-          <w:rFonts w:ascii="Calibri" w:hAnsi="Calibri" w:eastAsia="Microsoft JhengHei"/>
-          <w:b/>
-          <w:color w:val="595959"/>
-          <w:sz w:val="19"/>
-        </w:rPr>
-        <w:t xml:space="preserve">【220 Triathlon | 2026-07-27】 </w:t>
-      </w:r>
-      <w:hyperlink w:rId="rId31">
-        <w:r>
-          <w:rPr>
-            <w:color w:val="1F4D78"/>
-            <w:u w:val="single"/>
-            <w:b/>
-            <w:rFonts w:ascii="Calibri" w:hAnsi="Calibri" w:eastAsia="Microsoft JhengHei"/>
-            <w:sz w:val="22"/>
-          </w:rPr>
-          <w:t>Beth Potter: Background, career highlights, quotes</w:t>
-        </w:r>
-      </w:hyperlink>
-    </w:p>
-    <w:p>
-      <w:pPr>
-        <w:spacing w:after="200"/>
-        <w:ind w:left="360"/>
-      </w:pPr>
-      <w:r>
-        <w:rPr>
-          <w:rFonts w:ascii="Calibri" w:hAnsi="Calibri" w:eastAsia="Microsoft JhengHei"/>
-          <w:b w:val="0"/>
-          <w:color w:val="444444"/>
-          <w:sz w:val="19"/>
-        </w:rPr>
-        <w:t>Beth Potter has only been racing triathlon for a few years, but she's already a world champion and a double Olympic bronze medallist. Here's what you need to know about the Scottish runner-turned-tria...</w:t>
-      </w:r>
-    </w:p>
-    <w:p>
-      <w:pPr>
-        <w:keepNext/>
-        <w:spacing w:before="160" w:after="40"/>
-      </w:pPr>
-      <w:r>
-        <w:rPr>
-          <w:rFonts w:ascii="Calibri" w:hAnsi="Calibri" w:eastAsia="Microsoft JhengHei"/>
-          <w:b/>
-          <w:color w:val="595959"/>
-          <w:sz w:val="19"/>
-        </w:rPr>
-        <w:t xml:space="preserve">【Triathlete Magazine | 2026-07-27】 </w:t>
-      </w:r>
-      <w:hyperlink w:rId="rId32">
-        <w:r>
-          <w:rPr>
-            <w:color w:val="1F4D78"/>
-            <w:u w:val="single"/>
-            <w:b/>
-            <w:rFonts w:ascii="Calibri" w:hAnsi="Calibri" w:eastAsia="Microsoft JhengHei"/>
-            <w:sz w:val="22"/>
-          </w:rPr>
-          <w:t>Fix Your Running Posture (and Therefore Economy) with This 5-Minute Running Drill</w:t>
-        </w:r>
-      </w:hyperlink>
-    </w:p>
-    <w:p>
-      <w:pPr>
-        <w:spacing w:after="200"/>
-        <w:ind w:left="360"/>
-      </w:pPr>
-      <w:r>
-        <w:rPr>
-          <w:rFonts w:ascii="Calibri" w:hAnsi="Calibri" w:eastAsia="Microsoft JhengHei"/>
-          <w:b w:val="0"/>
-          <w:color w:val="444444"/>
-          <w:sz w:val="19"/>
-        </w:rPr>
-        <w:t>This classic drill only takes a few minutes, but it can teach your body the tall posture and quick ground contact that translate directly to a more efficient race-day stride.</w:t>
-        <w:br/>
-        <w:t>Read the full article at ...</w:t>
-      </w:r>
-    </w:p>
-    <w:p>
-      <w:pPr>
-        <w:keepNext/>
         <w:spacing w:before="320" w:after="160"/>
       </w:pPr>
       <w:r>
@@ -1052,9 +1184,395 @@
           <w:color w:val="595959"/>
           <w:sz w:val="19"/>
         </w:rPr>
+        <w:t xml:space="preserve">【220 Triathlon | 2026-08-09】 </w:t>
+      </w:r>
+      <w:hyperlink w:rId="rId36">
+        <w:r>
+          <w:rPr>
+            <w:color w:val="1F4D78"/>
+            <w:u w:val="single"/>
+            <w:b/>
+            <w:rFonts w:ascii="Calibri" w:hAnsi="Calibri" w:eastAsia="Microsoft JhengHei"/>
+            <w:sz w:val="22"/>
+          </w:rPr>
+          <w:t>What should you be eating for breakfast as an athlete? Nutritionist shares best energy-packed meals</w:t>
+        </w:r>
+      </w:hyperlink>
+    </w:p>
+    <w:p>
+      <w:pPr>
+        <w:spacing w:after="200"/>
+        <w:ind w:left="360"/>
+      </w:pPr>
+      <w:r>
+        <w:rPr>
+          <w:rFonts w:ascii="Calibri" w:hAnsi="Calibri" w:eastAsia="Microsoft JhengHei"/>
+          <w:b w:val="0"/>
+          <w:color w:val="444444"/>
+          <w:sz w:val="19"/>
+        </w:rPr>
+        <w:t>Try out these easy, four recipes to boost energy levels for an early-morning workout or replenish depleted energy stores post-session…</w:t>
+      </w:r>
+    </w:p>
+    <w:p>
+      <w:pPr>
+        <w:keepNext/>
+        <w:spacing w:before="160" w:after="40"/>
+      </w:pPr>
+      <w:r>
+        <w:rPr>
+          <w:rFonts w:ascii="Calibri" w:hAnsi="Calibri" w:eastAsia="Microsoft JhengHei"/>
+          <w:b/>
+          <w:color w:val="595959"/>
+          <w:sz w:val="19"/>
+        </w:rPr>
+        <w:t xml:space="preserve">【Slowtwitch | 2026-08-08】 </w:t>
+      </w:r>
+      <w:hyperlink w:rId="rId37">
+        <w:r>
+          <w:rPr>
+            <w:color w:val="1F4D78"/>
+            <w:u w:val="single"/>
+            <w:b/>
+            <w:rFonts w:ascii="Calibri" w:hAnsi="Calibri" w:eastAsia="Microsoft JhengHei"/>
+            <w:sz w:val="22"/>
+          </w:rPr>
+          <w:t>We Noticed: Alpe d’Huez Triathlon, Kristian and Gustav’s New Ride and More</w:t>
+        </w:r>
+      </w:hyperlink>
+    </w:p>
+    <w:p>
+      <w:pPr>
+        <w:spacing w:after="200"/>
+        <w:ind w:left="360"/>
+      </w:pPr>
+      <w:r>
+        <w:rPr>
+          <w:rFonts w:ascii="Calibri" w:hAnsi="Calibri" w:eastAsia="Microsoft JhengHei"/>
+          <w:b w:val="0"/>
+          <w:color w:val="444444"/>
+          <w:sz w:val="19"/>
+        </w:rPr>
+        <w:t>Siffert takes third title, Mossel Bay to host IRONMAN South Africa, Roka Multisport draw and other news.</w:t>
+        <w:br/>
+        <w:t>The post We Noticed: Alpe d’Huez Triathlon, Kristian and Gustav’s New Ride and More first appea...</w:t>
+      </w:r>
+    </w:p>
+    <w:p>
+      <w:pPr>
+        <w:keepNext/>
+        <w:spacing w:before="160" w:after="40"/>
+      </w:pPr>
+      <w:r>
+        <w:rPr>
+          <w:rFonts w:ascii="Calibri" w:hAnsi="Calibri" w:eastAsia="Microsoft JhengHei"/>
+          <w:b/>
+          <w:color w:val="595959"/>
+          <w:sz w:val="19"/>
+        </w:rPr>
+        <w:t xml:space="preserve">【220 Triathlon | 2026-08-07】 </w:t>
+      </w:r>
+      <w:hyperlink w:rId="rId38">
+        <w:r>
+          <w:rPr>
+            <w:color w:val="1F4D78"/>
+            <w:u w:val="single"/>
+            <w:b/>
+            <w:rFonts w:ascii="Calibri" w:hAnsi="Calibri" w:eastAsia="Microsoft JhengHei"/>
+            <w:sz w:val="22"/>
+          </w:rPr>
+          <w:t>Build an athletes body from the bones up with these nutritionist-approved recipes</w:t>
+        </w:r>
+      </w:hyperlink>
+    </w:p>
+    <w:p>
+      <w:pPr>
+        <w:spacing w:after="200"/>
+        <w:ind w:left="360"/>
+      </w:pPr>
+      <w:r>
+        <w:rPr>
+          <w:rFonts w:ascii="Calibri" w:hAnsi="Calibri" w:eastAsia="Microsoft JhengHei"/>
+          <w:b w:val="0"/>
+          <w:color w:val="444444"/>
+          <w:sz w:val="19"/>
+        </w:rPr>
+        <w:t>Whatever your age it’s never too late to focus on bone health. But how</w:t>
+        <w:br/>
+        <w:t>can your diet help? Simple, you need vitamin D, calcium and magnesium. Kate Percy has these recipes to try</w:t>
+      </w:r>
+    </w:p>
+    <w:p>
+      <w:pPr>
+        <w:keepNext/>
+        <w:spacing w:before="160" w:after="40"/>
+      </w:pPr>
+      <w:r>
+        <w:rPr>
+          <w:rFonts w:ascii="Calibri" w:hAnsi="Calibri" w:eastAsia="Microsoft JhengHei"/>
+          <w:b/>
+          <w:color w:val="595959"/>
+          <w:sz w:val="19"/>
+        </w:rPr>
+        <w:t xml:space="preserve">【220 Triathlon | 2026-08-06】 </w:t>
+      </w:r>
+      <w:hyperlink w:rId="rId39">
+        <w:r>
+          <w:rPr>
+            <w:color w:val="1F4D78"/>
+            <w:u w:val="single"/>
+            <w:b/>
+            <w:rFonts w:ascii="Calibri" w:hAnsi="Calibri" w:eastAsia="Microsoft JhengHei"/>
+            <w:sz w:val="22"/>
+          </w:rPr>
+          <w:t>Start training for an Ironman in 2027 with these free Ironman training plans from 3 to 12 months</w:t>
+        </w:r>
+      </w:hyperlink>
+    </w:p>
+    <w:p>
+      <w:pPr>
+        <w:spacing w:after="200"/>
+        <w:ind w:left="360"/>
+      </w:pPr>
+      <w:r>
+        <w:rPr>
+          <w:rFonts w:ascii="Calibri" w:hAnsi="Calibri" w:eastAsia="Microsoft JhengHei"/>
+          <w:b w:val="0"/>
+          <w:color w:val="444444"/>
+          <w:sz w:val="19"/>
+        </w:rPr>
+        <w:t>Designed by a triathlon coach, these free training plans will see you through the base, build and peak phases of your Ironman training.</w:t>
+      </w:r>
+    </w:p>
+    <w:p>
+      <w:pPr>
+        <w:keepNext/>
+        <w:spacing w:before="160" w:after="40"/>
+      </w:pPr>
+      <w:r>
+        <w:rPr>
+          <w:rFonts w:ascii="Calibri" w:hAnsi="Calibri" w:eastAsia="Microsoft JhengHei"/>
+          <w:b/>
+          <w:color w:val="595959"/>
+          <w:sz w:val="19"/>
+        </w:rPr>
+        <w:t xml:space="preserve">【Triathlete Magazine | 2026-08-05】 </w:t>
+      </w:r>
+      <w:hyperlink w:rId="rId40">
+        <w:r>
+          <w:rPr>
+            <w:color w:val="1F4D78"/>
+            <w:u w:val="single"/>
+            <w:b/>
+            <w:rFonts w:ascii="Calibri" w:hAnsi="Calibri" w:eastAsia="Microsoft JhengHei"/>
+            <w:sz w:val="22"/>
+          </w:rPr>
+          <w:t>The Hottest Triathlon World Championship Races in History</w:t>
+        </w:r>
+      </w:hyperlink>
+    </w:p>
+    <w:p>
+      <w:pPr>
+        <w:spacing w:after="200"/>
+        <w:ind w:left="360"/>
+      </w:pPr>
+      <w:r>
+        <w:rPr>
+          <w:rFonts w:ascii="Calibri" w:hAnsi="Calibri" w:eastAsia="Microsoft JhengHei"/>
+          <w:b w:val="0"/>
+          <w:color w:val="444444"/>
+          <w:sz w:val="19"/>
+        </w:rPr>
+        <w:t>From Kona's lava fields to Paris's midday sun, we revisit the most brutal, sweat-soaked races in triathlon history where the climate was the toughest competitor.</w:t>
+        <w:br/>
+        <w:t>Read the full article at The Hottest T...</w:t>
+      </w:r>
+    </w:p>
+    <w:p>
+      <w:pPr>
+        <w:keepNext/>
+        <w:spacing w:before="160" w:after="40"/>
+      </w:pPr>
+      <w:r>
+        <w:rPr>
+          <w:rFonts w:ascii="Calibri" w:hAnsi="Calibri" w:eastAsia="Microsoft JhengHei"/>
+          <w:b/>
+          <w:color w:val="595959"/>
+          <w:sz w:val="19"/>
+        </w:rPr>
+        <w:t xml:space="preserve">【Triathlete Magazine | 2026-08-05】 </w:t>
+      </w:r>
+      <w:hyperlink w:rId="rId41">
+        <w:r>
+          <w:rPr>
+            <w:color w:val="1F4D78"/>
+            <w:u w:val="single"/>
+            <w:b/>
+            <w:rFonts w:ascii="Calibri" w:hAnsi="Calibri" w:eastAsia="Microsoft JhengHei"/>
+            <w:sz w:val="22"/>
+          </w:rPr>
+          <w:t>How Tilly Offord Survived a Near-Fatal Crash and Found Her Way Back to Triathlon</w:t>
+        </w:r>
+      </w:hyperlink>
+    </w:p>
+    <w:p>
+      <w:pPr>
+        <w:spacing w:after="200"/>
+        <w:ind w:left="360"/>
+      </w:pPr>
+      <w:r>
+        <w:rPr>
+          <w:rFonts w:ascii="Calibri" w:hAnsi="Calibri" w:eastAsia="Microsoft JhengHei"/>
+          <w:b w:val="0"/>
+          <w:color w:val="444444"/>
+          <w:sz w:val="19"/>
+        </w:rPr>
+        <w:t>Tilly Offord was a rising star in elite triathlon until a collision with a truck changed everything. Now, more than three years after the near-fatal day, she’s returned to racing and the relentless pu...</w:t>
+      </w:r>
+    </w:p>
+    <w:p>
+      <w:pPr>
+        <w:keepNext/>
+        <w:spacing w:before="160" w:after="40"/>
+      </w:pPr>
+      <w:r>
+        <w:rPr>
+          <w:rFonts w:ascii="Calibri" w:hAnsi="Calibri" w:eastAsia="Microsoft JhengHei"/>
+          <w:b/>
+          <w:color w:val="595959"/>
+          <w:sz w:val="19"/>
+        </w:rPr>
+        <w:t xml:space="preserve">【220 Triathlon | 2026-08-05】 </w:t>
+      </w:r>
+      <w:hyperlink w:rId="rId42">
+        <w:r>
+          <w:rPr>
+            <w:color w:val="1F4D78"/>
+            <w:u w:val="single"/>
+            <w:b/>
+            <w:rFonts w:ascii="Calibri" w:hAnsi="Calibri" w:eastAsia="Microsoft JhengHei"/>
+            <w:sz w:val="22"/>
+          </w:rPr>
+          <w:t>Choose from our free Olympic-distance triathlon training plans and smash your next race</w:t>
+        </w:r>
+      </w:hyperlink>
+    </w:p>
+    <w:p>
+      <w:pPr>
+        <w:spacing w:after="200"/>
+        <w:ind w:left="360"/>
+      </w:pPr>
+      <w:r>
+        <w:rPr>
+          <w:rFonts w:ascii="Calibri" w:hAnsi="Calibri" w:eastAsia="Microsoft JhengHei"/>
+          <w:b w:val="0"/>
+          <w:color w:val="444444"/>
+          <w:sz w:val="19"/>
+        </w:rPr>
+        <w:t>Got an Olympic distance triathlon in the diary? Pick from one of our free training plans to get race-ready in no time.</w:t>
+      </w:r>
+    </w:p>
+    <w:p>
+      <w:pPr>
+        <w:keepNext/>
+        <w:spacing w:before="160" w:after="40"/>
+      </w:pPr>
+      <w:r>
+        <w:rPr>
+          <w:rFonts w:ascii="Calibri" w:hAnsi="Calibri" w:eastAsia="Microsoft JhengHei"/>
+          <w:b/>
+          <w:color w:val="595959"/>
+          <w:sz w:val="19"/>
+        </w:rPr>
+        <w:t xml:space="preserve">【Slowtwitch | 2026-08-04】 </w:t>
+      </w:r>
+      <w:hyperlink w:rId="rId43">
+        <w:r>
+          <w:rPr>
+            <w:color w:val="1F4D78"/>
+            <w:u w:val="single"/>
+            <w:b/>
+            <w:rFonts w:ascii="Calibri" w:hAnsi="Calibri" w:eastAsia="Microsoft JhengHei"/>
+            <w:sz w:val="22"/>
+          </w:rPr>
+          <w:t>Ladies Day at the Norseman: 4 Inspirational Stories</w:t>
+        </w:r>
+      </w:hyperlink>
+    </w:p>
+    <w:p>
+      <w:pPr>
+        <w:spacing w:after="200"/>
+        <w:ind w:left="360"/>
+      </w:pPr>
+      <w:r>
+        <w:rPr>
+          <w:rFonts w:ascii="Calibri" w:hAnsi="Calibri" w:eastAsia="Microsoft JhengHei"/>
+          <w:b w:val="0"/>
+          <w:color w:val="444444"/>
+          <w:sz w:val="19"/>
+        </w:rPr>
+        <w:t>We caught up with four incredible women who completed the Norseman in style.</w:t>
+        <w:br/>
+        <w:t>The post Ladies Day at the Norseman: 4 Inspirational Stories first appeared on Slowtwitch News.</w:t>
+      </w:r>
+    </w:p>
+    <w:p>
+      <w:pPr>
+        <w:keepNext/>
+        <w:spacing w:before="160" w:after="40"/>
+      </w:pPr>
+      <w:r>
+        <w:rPr>
+          <w:rFonts w:ascii="Calibri" w:hAnsi="Calibri" w:eastAsia="Microsoft JhengHei"/>
+          <w:b/>
+          <w:color w:val="595959"/>
+          <w:sz w:val="19"/>
+        </w:rPr>
+        <w:t xml:space="preserve">【220 Triathlon | 2026-08-03】 </w:t>
+      </w:r>
+      <w:hyperlink w:rId="rId44">
+        <w:r>
+          <w:rPr>
+            <w:color w:val="1F4D78"/>
+            <w:u w:val="single"/>
+            <w:b/>
+            <w:rFonts w:ascii="Calibri" w:hAnsi="Calibri" w:eastAsia="Microsoft JhengHei"/>
+            <w:sz w:val="22"/>
+          </w:rPr>
+          <w:t>How to watch the T100 Vancouver Women’s Pro race</w:t>
+        </w:r>
+      </w:hyperlink>
+    </w:p>
+    <w:p>
+      <w:pPr>
+        <w:spacing w:after="200"/>
+        <w:ind w:left="360"/>
+      </w:pPr>
+      <w:r>
+        <w:rPr>
+          <w:rFonts w:ascii="Calibri" w:hAnsi="Calibri" w:eastAsia="Microsoft JhengHei"/>
+          <w:b w:val="0"/>
+          <w:color w:val="444444"/>
+          <w:sz w:val="19"/>
+        </w:rPr>
+        <w:t>The 2026 T100 Triathlon World Tour heads to Vancouver for the third women's race of the season. Here's everything you need to know, including the start list, course, start time and how to watch live.</w:t>
+      </w:r>
+    </w:p>
+    <w:p>
+      <w:pPr>
+        <w:keepNext/>
+        <w:spacing w:before="160" w:after="40"/>
+      </w:pPr>
+      <w:r>
+        <w:rPr>
+          <w:rFonts w:ascii="Calibri" w:hAnsi="Calibri" w:eastAsia="Microsoft JhengHei"/>
+          <w:b/>
+          <w:color w:val="595959"/>
+          <w:sz w:val="19"/>
+        </w:rPr>
         <w:t xml:space="preserve">【Slowtwitch | 2026-08-03】 </w:t>
       </w:r>
-      <w:hyperlink w:rId="rId33">
+      <w:hyperlink w:rId="rId45">
         <w:r>
           <w:rPr>
             <w:color w:val="1F4D78"/>
@@ -1098,7 +1616,7 @@
         </w:rPr>
         <w:t xml:space="preserve">【220 Triathlon | 2026-08-03】 </w:t>
       </w:r>
-      <w:hyperlink w:rId="rId34">
+      <w:hyperlink w:rId="rId46">
         <w:r>
           <w:rPr>
             <w:color w:val="1F4D78"/>
@@ -1126,524 +1644,6 @@
         <w:t>220 Triathlon writer India Paine raced the London T100 Olympic-distance event as a relative newcomer to find out whether this premium race series is truly beginner-friendly.</w:t>
       </w:r>
     </w:p>
-    <w:p>
-      <w:pPr>
-        <w:keepNext/>
-        <w:spacing w:before="160" w:after="40"/>
-      </w:pPr>
-      <w:r>
-        <w:rPr>
-          <w:rFonts w:ascii="Calibri" w:hAnsi="Calibri" w:eastAsia="Microsoft JhengHei"/>
-          <w:b/>
-          <w:color w:val="595959"/>
-          <w:sz w:val="19"/>
-        </w:rPr>
-        <w:t xml:space="preserve">【Slowtwitch | 2026-08-02】 </w:t>
-      </w:r>
-      <w:hyperlink w:rId="rId35">
-        <w:r>
-          <w:rPr>
-            <w:color w:val="1F4D78"/>
-            <w:u w:val="single"/>
-            <w:b/>
-            <w:rFonts w:ascii="Calibri" w:hAnsi="Calibri" w:eastAsia="Microsoft JhengHei"/>
-            <w:sz w:val="22"/>
-          </w:rPr>
-          <w:t>Will Sam Laidlow’s Decision to Skip 70.3 Worlds Be the Difference in Kona?</w:t>
-        </w:r>
-      </w:hyperlink>
-    </w:p>
-    <w:p>
-      <w:pPr>
-        <w:spacing w:after="200"/>
-        <w:ind w:left="360"/>
-      </w:pPr>
-      <w:r>
-        <w:rPr>
-          <w:rFonts w:ascii="Calibri" w:hAnsi="Calibri" w:eastAsia="Microsoft JhengHei"/>
-          <w:b w:val="0"/>
-          <w:color w:val="444444"/>
-          <w:sz w:val="19"/>
-        </w:rPr>
-        <w:t>The 2023 IRONMAN world champion will race Challenge Samarkand while most other top pros duke it out in Nice</w:t>
-        <w:br/>
-        <w:t>The post Will Sam Laidlow’s Decision to Skip 70.3 Worlds Be the Difference in Kona? first ap...</w:t>
-      </w:r>
-    </w:p>
-    <w:p>
-      <w:pPr>
-        <w:keepNext/>
-        <w:spacing w:before="160" w:after="40"/>
-      </w:pPr>
-      <w:r>
-        <w:rPr>
-          <w:rFonts w:ascii="Calibri" w:hAnsi="Calibri" w:eastAsia="Microsoft JhengHei"/>
-          <w:b/>
-          <w:color w:val="595959"/>
-          <w:sz w:val="19"/>
-        </w:rPr>
-        <w:t xml:space="preserve">【Slowtwitch | 2026-08-02】 </w:t>
-      </w:r>
-      <w:hyperlink w:rId="rId36">
-        <w:r>
-          <w:rPr>
-            <w:color w:val="1F4D78"/>
-            <w:u w:val="single"/>
-            <w:b/>
-            <w:rFonts w:ascii="Calibri" w:hAnsi="Calibri" w:eastAsia="Microsoft JhengHei"/>
-            <w:sz w:val="22"/>
-          </w:rPr>
-          <w:t>Cordoba Wins Emotional Norseman as Tungesvik Family Celebrates and Regalado Battles to the Wire</w:t>
-        </w:r>
-      </w:hyperlink>
-    </w:p>
-    <w:p>
-      <w:pPr>
-        <w:spacing w:after="200"/>
-        <w:ind w:left="360"/>
-      </w:pPr>
-      <w:r>
-        <w:rPr>
-          <w:rFonts w:ascii="Calibri" w:hAnsi="Calibri" w:eastAsia="Microsoft JhengHei"/>
-          <w:b w:val="0"/>
-          <w:color w:val="444444"/>
-          <w:sz w:val="19"/>
-        </w:rPr>
-        <w:t>A new XTRI star is born as we see an incredibly competitive women's race in Norway</w:t>
-        <w:br/>
-        <w:t>The post Cordoba Wins Emotional Norseman as Tungesvik Family Celebrates and Regalado Battles to the Wire first appear...</w:t>
-      </w:r>
-    </w:p>
-    <w:p>
-      <w:pPr>
-        <w:keepNext/>
-        <w:spacing w:before="160" w:after="40"/>
-      </w:pPr>
-      <w:r>
-        <w:rPr>
-          <w:rFonts w:ascii="Calibri" w:hAnsi="Calibri" w:eastAsia="Microsoft JhengHei"/>
-          <w:b/>
-          <w:color w:val="595959"/>
-          <w:sz w:val="19"/>
-        </w:rPr>
-        <w:t xml:space="preserve">【Slowtwitch | 2026-08-02】 </w:t>
-      </w:r>
-      <w:hyperlink w:rId="rId37">
-        <w:r>
-          <w:rPr>
-            <w:color w:val="1F4D78"/>
-            <w:u w:val="single"/>
-            <w:b/>
-            <w:rFonts w:ascii="Calibri" w:hAnsi="Calibri" w:eastAsia="Microsoft JhengHei"/>
-            <w:sz w:val="22"/>
-          </w:rPr>
-          <w:t>Norseman Delivers Another Classic as Grue Defends, Brownlee Chases and Tungesvik Storms the Rocks</w:t>
-        </w:r>
-      </w:hyperlink>
-    </w:p>
-    <w:p>
-      <w:pPr>
-        <w:spacing w:after="200"/>
-        <w:ind w:left="360"/>
-      </w:pPr>
-      <w:r>
-        <w:rPr>
-          <w:rFonts w:ascii="Calibri" w:hAnsi="Calibri" w:eastAsia="Microsoft JhengHei"/>
-          <w:b w:val="0"/>
-          <w:color w:val="444444"/>
-          <w:sz w:val="19"/>
-        </w:rPr>
-        <w:t>Redemption for the defending champion and a close battle for the podium made for an interesting day of racing in Norway.</w:t>
-        <w:br/>
-        <w:t>The post Norseman Delivers Another Classic as Grue Defends, Brownlee Chases and...</w:t>
-      </w:r>
-    </w:p>
-    <w:p>
-      <w:pPr>
-        <w:keepNext/>
-        <w:spacing w:before="160" w:after="40"/>
-      </w:pPr>
-      <w:r>
-        <w:rPr>
-          <w:rFonts w:ascii="Calibri" w:hAnsi="Calibri" w:eastAsia="Microsoft JhengHei"/>
-          <w:b/>
-          <w:color w:val="595959"/>
-          <w:sz w:val="19"/>
-        </w:rPr>
-        <w:t xml:space="preserve">【Slowtwitch | 2026-08-01】 </w:t>
-      </w:r>
-      <w:hyperlink w:rId="rId38">
-        <w:r>
-          <w:rPr>
-            <w:color w:val="1F4D78"/>
-            <w:u w:val="single"/>
-            <w:b/>
-            <w:rFonts w:ascii="Calibri" w:hAnsi="Calibri" w:eastAsia="Microsoft JhengHei"/>
-            <w:sz w:val="22"/>
-          </w:rPr>
-          <w:t>Norseman: A Fjord Full of Stories Part 2</w:t>
-        </w:r>
-      </w:hyperlink>
-    </w:p>
-    <w:p>
-      <w:pPr>
-        <w:spacing w:after="200"/>
-        <w:ind w:left="360"/>
-      </w:pPr>
-      <w:r>
-        <w:rPr>
-          <w:rFonts w:ascii="Calibri" w:hAnsi="Calibri" w:eastAsia="Microsoft JhengHei"/>
-          <w:b w:val="0"/>
-          <w:color w:val="444444"/>
-          <w:sz w:val="19"/>
-        </w:rPr>
-        <w:t>What makes Norseman special? The course, the conditions, the spectacular landscape, but ultimately it is the people.</w:t>
-        <w:br/>
-        <w:t>The post Norseman: A Fjord Full of Stories Part 2 first appeared on Slowtwitch News...</w:t>
-      </w:r>
-    </w:p>
-    <w:p>
-      <w:pPr>
-        <w:keepNext/>
-        <w:spacing w:before="160" w:after="40"/>
-      </w:pPr>
-      <w:r>
-        <w:rPr>
-          <w:rFonts w:ascii="Calibri" w:hAnsi="Calibri" w:eastAsia="Microsoft JhengHei"/>
-          <w:b/>
-          <w:color w:val="595959"/>
-          <w:sz w:val="19"/>
-        </w:rPr>
-        <w:t xml:space="preserve">【Slowtwitch | 2026-08-01】 </w:t>
-      </w:r>
-      <w:hyperlink w:rId="rId39">
-        <w:r>
-          <w:rPr>
-            <w:color w:val="1F4D78"/>
-            <w:u w:val="single"/>
-            <w:b/>
-            <w:rFonts w:ascii="Calibri" w:hAnsi="Calibri" w:eastAsia="Microsoft JhengHei"/>
-            <w:sz w:val="22"/>
-          </w:rPr>
-          <w:t>Celebrating 50 in Style – Three-Time Champion Returns to Norseman</w:t>
-        </w:r>
-      </w:hyperlink>
-    </w:p>
-    <w:p>
-      <w:pPr>
-        <w:spacing w:after="200"/>
-        <w:ind w:left="360"/>
-      </w:pPr>
-      <w:r>
-        <w:rPr>
-          <w:rFonts w:ascii="Calibri" w:hAnsi="Calibri" w:eastAsia="Microsoft JhengHei"/>
-          <w:b w:val="0"/>
-          <w:color w:val="444444"/>
-          <w:sz w:val="19"/>
-        </w:rPr>
-        <w:t>She's back to celebrate a milestone birthday.</w:t>
-        <w:br/>
-        <w:t>The post Celebrating 50 in Style – Three-Time Champion Returns to Norseman first appeared on Slowtwitch News.</w:t>
-      </w:r>
-    </w:p>
-    <w:p>
-      <w:pPr>
-        <w:keepNext/>
-        <w:spacing w:before="160" w:after="40"/>
-      </w:pPr>
-      <w:r>
-        <w:rPr>
-          <w:rFonts w:ascii="Calibri" w:hAnsi="Calibri" w:eastAsia="Microsoft JhengHei"/>
-          <w:b/>
-          <w:color w:val="595959"/>
-          <w:sz w:val="19"/>
-        </w:rPr>
-        <w:t xml:space="preserve">【220 Triathlon | 2026-08-01】 </w:t>
-      </w:r>
-      <w:hyperlink w:rId="rId40">
-        <w:r>
-          <w:rPr>
-            <w:color w:val="1F4D78"/>
-            <w:u w:val="single"/>
-            <w:b/>
-            <w:rFonts w:ascii="Calibri" w:hAnsi="Calibri" w:eastAsia="Microsoft JhengHei"/>
-            <w:sz w:val="22"/>
-          </w:rPr>
-          <w:t>Race day approaching? Here’s how to make the most of the final weeks of triathlon training</w:t>
-        </w:r>
-      </w:hyperlink>
-    </w:p>
-    <w:p>
-      <w:pPr>
-        <w:spacing w:after="200"/>
-        <w:ind w:left="360"/>
-      </w:pPr>
-      <w:r>
-        <w:rPr>
-          <w:rFonts w:ascii="Calibri" w:hAnsi="Calibri" w:eastAsia="Microsoft JhengHei"/>
-          <w:b w:val="0"/>
-          <w:color w:val="444444"/>
-          <w:sz w:val="19"/>
-        </w:rPr>
-        <w:t>If race day is looming but your training hasn't gone to plan, panic can feel inevitable. Thankfully, though, we're here to help you avoid last-minute mistakes, making meaningful gains and arrive on th...</w:t>
-      </w:r>
-    </w:p>
-    <w:p>
-      <w:pPr>
-        <w:keepNext/>
-        <w:spacing w:before="160" w:after="40"/>
-      </w:pPr>
-      <w:r>
-        <w:rPr>
-          <w:rFonts w:ascii="Calibri" w:hAnsi="Calibri" w:eastAsia="Microsoft JhengHei"/>
-          <w:b/>
-          <w:color w:val="595959"/>
-          <w:sz w:val="19"/>
-        </w:rPr>
-        <w:t xml:space="preserve">【Slowtwitch | 2026-07-31】 </w:t>
-      </w:r>
-      <w:hyperlink w:rId="rId41">
-        <w:r>
-          <w:rPr>
-            <w:color w:val="1F4D78"/>
-            <w:u w:val="single"/>
-            <w:b/>
-            <w:rFonts w:ascii="Calibri" w:hAnsi="Calibri" w:eastAsia="Microsoft JhengHei"/>
-            <w:sz w:val="22"/>
-          </w:rPr>
-          <w:t>Kristian Grue’s Long Way Back to Defending His Norseman Title</w:t>
-        </w:r>
-      </w:hyperlink>
-    </w:p>
-    <w:p>
-      <w:pPr>
-        <w:spacing w:after="200"/>
-        <w:ind w:left="360"/>
-      </w:pPr>
-      <w:r>
-        <w:rPr>
-          <w:rFonts w:ascii="Calibri" w:hAnsi="Calibri" w:eastAsia="Microsoft JhengHei"/>
-          <w:b w:val="0"/>
-          <w:color w:val="444444"/>
-          <w:sz w:val="19"/>
-        </w:rPr>
-        <w:t>A check in with the reigning Norseman champ and his new ride for 2026.</w:t>
-        <w:br/>
-        <w:t>The post Kristian Grue’s Long Way Back to Defending His Norseman Title first appeared on Slowtwitch News.</w:t>
-      </w:r>
-    </w:p>
-    <w:p>
-      <w:pPr>
-        <w:keepNext/>
-        <w:spacing w:before="160" w:after="40"/>
-      </w:pPr>
-      <w:r>
-        <w:rPr>
-          <w:rFonts w:ascii="Calibri" w:hAnsi="Calibri" w:eastAsia="Microsoft JhengHei"/>
-          <w:b/>
-          <w:color w:val="595959"/>
-          <w:sz w:val="19"/>
-        </w:rPr>
-        <w:t xml:space="preserve">【220 Triathlon | 2026-07-31】 </w:t>
-      </w:r>
-      <w:hyperlink w:rId="rId42">
-        <w:r>
-          <w:rPr>
-            <w:color w:val="1F4D78"/>
-            <w:u w:val="single"/>
-            <w:b/>
-            <w:rFonts w:ascii="Calibri" w:hAnsi="Calibri" w:eastAsia="Microsoft JhengHei"/>
-            <w:sz w:val="22"/>
-          </w:rPr>
-          <w:t>‘I battled blisters, boils and constant pain’ – How Paralympian Mohamed Lahna conquered a 3,300-mile triathlon across America</w:t>
-        </w:r>
-      </w:hyperlink>
-    </w:p>
-    <w:p>
-      <w:pPr>
-        <w:spacing w:after="200"/>
-        <w:ind w:left="360"/>
-      </w:pPr>
-      <w:r>
-        <w:rPr>
-          <w:rFonts w:ascii="Calibri" w:hAnsi="Calibri" w:eastAsia="Microsoft JhengHei"/>
-          <w:b w:val="0"/>
-          <w:color w:val="444444"/>
-          <w:sz w:val="19"/>
-        </w:rPr>
-        <w:t>Paralympian Mohamed Lahna has completed a remarkable 3,300-mile Triathlon Across America, battling desert heat, blisters and more than 100,000 feet of climbing during a 47-day endurance challenge.</w:t>
-      </w:r>
-    </w:p>
-    <w:p>
-      <w:pPr>
-        <w:keepNext/>
-        <w:spacing w:before="160" w:after="40"/>
-      </w:pPr>
-      <w:r>
-        <w:rPr>
-          <w:rFonts w:ascii="Calibri" w:hAnsi="Calibri" w:eastAsia="Microsoft JhengHei"/>
-          <w:b/>
-          <w:color w:val="595959"/>
-          <w:sz w:val="19"/>
-        </w:rPr>
-        <w:t xml:space="preserve">【Triathlete Magazine | 2026-07-29】 </w:t>
-      </w:r>
-      <w:hyperlink w:rId="rId43">
-        <w:r>
-          <w:rPr>
-            <w:color w:val="1F4D78"/>
-            <w:u w:val="single"/>
-            <w:b/>
-            <w:rFonts w:ascii="Calibri" w:hAnsi="Calibri" w:eastAsia="Microsoft JhengHei"/>
-            <w:sz w:val="22"/>
-          </w:rPr>
-          <w:t>The Door County Triathlon’s Bold Move to Save Local Racing</w:t>
-        </w:r>
-      </w:hyperlink>
-    </w:p>
-    <w:p>
-      <w:pPr>
-        <w:spacing w:after="200"/>
-        <w:ind w:left="360"/>
-      </w:pPr>
-      <w:r>
-        <w:rPr>
-          <w:rFonts w:ascii="Calibri" w:hAnsi="Calibri" w:eastAsia="Microsoft JhengHei"/>
-          <w:b w:val="0"/>
-          <w:color w:val="444444"/>
-          <w:sz w:val="19"/>
-        </w:rPr>
-        <w:t>As long-course participation numbers shift, locally-owned races like the Door County Triathlon are pivotally returning to short-course roots to remain viable against corporate giants.</w:t>
-        <w:br/>
-        <w:t>Read the full ar...</w:t>
-      </w:r>
-    </w:p>
-    <w:p>
-      <w:pPr>
-        <w:keepNext/>
-        <w:spacing w:before="160" w:after="40"/>
-      </w:pPr>
-      <w:r>
-        <w:rPr>
-          <w:rFonts w:ascii="Calibri" w:hAnsi="Calibri" w:eastAsia="Microsoft JhengHei"/>
-          <w:b/>
-          <w:color w:val="595959"/>
-          <w:sz w:val="19"/>
-        </w:rPr>
-        <w:t xml:space="preserve">【220 Triathlon | 2026-07-28】 </w:t>
-      </w:r>
-      <w:hyperlink w:rId="rId44">
-        <w:r>
-          <w:rPr>
-            <w:color w:val="1F4D78"/>
-            <w:u w:val="single"/>
-            <w:b/>
-            <w:rFonts w:ascii="Calibri" w:hAnsi="Calibri" w:eastAsia="Microsoft JhengHei"/>
-            <w:sz w:val="22"/>
-          </w:rPr>
-          <w:t>Tyler Mislawchuk and Zuzana Michaličková claim Toronto wins as Supertri Pro Series heads to New Jersey final</w:t>
-        </w:r>
-      </w:hyperlink>
-    </w:p>
-    <w:p>
-      <w:pPr>
-        <w:spacing w:after="200"/>
-        <w:ind w:left="360"/>
-      </w:pPr>
-      <w:r>
-        <w:rPr>
-          <w:rFonts w:ascii="Calibri" w:hAnsi="Calibri" w:eastAsia="Microsoft JhengHei"/>
-          <w:b w:val="0"/>
-          <w:color w:val="444444"/>
-          <w:sz w:val="19"/>
-        </w:rPr>
-        <w:t>The final Supertri Pro Series race in Toronto saw Tyler Mislawchuk and Zuzana Michaličková take impressive victories before the final in New Jersey.</w:t>
-      </w:r>
-    </w:p>
-    <w:p>
-      <w:pPr>
-        <w:keepNext/>
-        <w:spacing w:before="160" w:after="40"/>
-      </w:pPr>
-      <w:r>
-        <w:rPr>
-          <w:rFonts w:ascii="Calibri" w:hAnsi="Calibri" w:eastAsia="Microsoft JhengHei"/>
-          <w:b/>
-          <w:color w:val="595959"/>
-          <w:sz w:val="19"/>
-        </w:rPr>
-        <w:t xml:space="preserve">【220 Triathlon | 2026-07-28】 </w:t>
-      </w:r>
-      <w:hyperlink w:rId="rId45">
-        <w:r>
-          <w:rPr>
-            <w:color w:val="1F4D78"/>
-            <w:u w:val="single"/>
-            <w:b/>
-            <w:rFonts w:ascii="Calibri" w:hAnsi="Calibri" w:eastAsia="Microsoft JhengHei"/>
-            <w:sz w:val="22"/>
-          </w:rPr>
-          <w:t>Challenge Roth remains the sport’s unicorn</w:t>
-        </w:r>
-      </w:hyperlink>
-    </w:p>
-    <w:p>
-      <w:pPr>
-        <w:spacing w:after="200"/>
-        <w:ind w:left="360"/>
-      </w:pPr>
-      <w:r>
-        <w:rPr>
-          <w:rFonts w:ascii="Calibri" w:hAnsi="Calibri" w:eastAsia="Microsoft JhengHei"/>
-          <w:b w:val="0"/>
-          <w:color w:val="444444"/>
-          <w:sz w:val="19"/>
-        </w:rPr>
-        <w:t>Despite increased competition and a changing landscape in triathlon, the lure of the world’s best-supported long-distance race remains undeniable.</w:t>
-      </w:r>
-    </w:p>
-    <w:p>
-      <w:pPr>
-        <w:keepNext/>
-        <w:spacing w:before="160" w:after="40"/>
-      </w:pPr>
-      <w:r>
-        <w:rPr>
-          <w:rFonts w:ascii="Calibri" w:hAnsi="Calibri" w:eastAsia="Microsoft JhengHei"/>
-          <w:b/>
-          <w:color w:val="595959"/>
-          <w:sz w:val="19"/>
-        </w:rPr>
-        <w:t xml:space="preserve">【220 Triathlon | 2026-07-27】 </w:t>
-      </w:r>
-      <w:hyperlink w:rId="rId46">
-        <w:r>
-          <w:rPr>
-            <w:color w:val="1F4D78"/>
-            <w:u w:val="single"/>
-            <w:b/>
-            <w:rFonts w:ascii="Calibri" w:hAnsi="Calibri" w:eastAsia="Microsoft JhengHei"/>
-            <w:sz w:val="22"/>
-          </w:rPr>
-          <w:t>Cassandre Beaugrand: Background, career highlights, quotes</w:t>
-        </w:r>
-      </w:hyperlink>
-    </w:p>
-    <w:p>
-      <w:pPr>
-        <w:spacing w:after="200"/>
-        <w:ind w:left="360"/>
-      </w:pPr>
-      <w:r>
-        <w:rPr>
-          <w:rFonts w:ascii="Calibri" w:hAnsi="Calibri" w:eastAsia="Microsoft JhengHei"/>
-          <w:b w:val="0"/>
-          <w:color w:val="444444"/>
-          <w:sz w:val="19"/>
-        </w:rPr>
-        <w:t>Cassandre Beaugrand is the first female triathlete to win Olympic gold in her home country. Here's how she reached the very top of tri…</w:t>
-      </w:r>
-    </w:p>
     <w:sectPr>
       <w:headerReference w:type="default" r:id="rId9"/>
       <w:footerReference w:type="default" r:id="rId10"/>
@@ -1670,7 +1670,7 @@
         <w:color w:val="777777"/>
         <w:sz w:val="18"/>
       </w:rPr>
-      <w:t>W32 鐵人新知整理報告 | 彙整日期：2026-08-03</w:t>
+      <w:t>W32 鐵人新知整理報告 | 彙整日期：2026-08-09</w:t>
     </w:r>
   </w:p>
 </w:ftr>
